--- a/BusinessAnalysis/Sprint1AuthTasks.docx
+++ b/BusinessAnalysis/Sprint1AuthTasks.docx
@@ -49,7 +49,7 @@
           <w:szCs w:val="28"/>
         </w:rPr>
         <w:pict w14:anchorId="5D260318">
-          <v:rect id="_x0000_i1097" style="width:0;height:1.5pt" o:hralign="center" o:hrstd="t" o:hr="t" fillcolor="#a0a0a0" stroked="f"/>
+          <v:rect id="_x0000_i1025" style="width:0;height:1.5pt" o:hralign="center" o:hrstd="t" o:hr="t" fillcolor="#a0a0a0" stroked="f"/>
         </w:pict>
       </w:r>
     </w:p>
@@ -254,7 +254,7 @@
           <w:szCs w:val="28"/>
         </w:rPr>
         <w:pict w14:anchorId="16519FE4">
-          <v:rect id="_x0000_i1098" style="width:0;height:1.5pt" o:hralign="center" o:hrstd="t" o:hr="t" fillcolor="#a0a0a0" stroked="f"/>
+          <v:rect id="_x0000_i1026" style="width:0;height:1.5pt" o:hralign="center" o:hrstd="t" o:hr="t" fillcolor="#a0a0a0" stroked="f"/>
         </w:pict>
       </w:r>
     </w:p>
@@ -527,35 +527,7 @@
           <w:sz w:val="28"/>
           <w:szCs w:val="28"/>
         </w:rPr>
-        <w:t xml:space="preserve">Logged </w:t>
-      </w:r>
-      <w:r>
-        <w:rPr>
-          <w:sz w:val="28"/>
-          <w:szCs w:val="28"/>
-        </w:rPr>
-        <w:t xml:space="preserve">in owner with </w:t>
-      </w:r>
-      <w:r>
-        <w:rPr>
-          <w:sz w:val="28"/>
-          <w:szCs w:val="28"/>
-        </w:rPr>
-        <w:t>existing</w:t>
-      </w:r>
-      <w:r>
-        <w:rPr>
-          <w:sz w:val="28"/>
-          <w:szCs w:val="28"/>
-        </w:rPr>
-        <w:t xml:space="preserve"> listed e-bikes should be navigated to</w:t>
-      </w:r>
-      <w:r>
-        <w:rPr>
-          <w:sz w:val="28"/>
-          <w:szCs w:val="28"/>
-        </w:rPr>
-        <w:t xml:space="preserve"> </w:t>
+        <w:t xml:space="preserve">Logged in owner with existing listed e-bikes should be navigated to </w:t>
       </w:r>
       <w:proofErr w:type="spellStart"/>
       <w:r>
@@ -771,7 +743,7 @@
           <w:szCs w:val="28"/>
         </w:rPr>
         <w:pict w14:anchorId="546F9E15">
-          <v:rect id="_x0000_i1099" style="width:0;height:1.5pt" o:hralign="center" o:hrstd="t" o:hr="t" fillcolor="#a0a0a0" stroked="f"/>
+          <v:rect id="_x0000_i1027" style="width:0;height:1.5pt" o:hralign="center" o:hrstd="t" o:hr="t" fillcolor="#a0a0a0" stroked="f"/>
         </w:pict>
       </w:r>
     </w:p>
@@ -1047,7 +1019,7 @@
           <w:szCs w:val="28"/>
         </w:rPr>
         <w:pict w14:anchorId="59106491">
-          <v:rect id="_x0000_i1100" style="width:0;height:1.5pt" o:hralign="center" o:hrstd="t" o:hr="t" fillcolor="#a0a0a0" stroked="f"/>
+          <v:rect id="_x0000_i1028" style="width:0;height:1.5pt" o:hralign="center" o:hrstd="t" o:hr="t" fillcolor="#a0a0a0" stroked="f"/>
         </w:pict>
       </w:r>
     </w:p>
@@ -1527,7 +1499,7 @@
           <w:szCs w:val="28"/>
         </w:rPr>
         <w:pict w14:anchorId="64EEFFD1">
-          <v:rect id="_x0000_i1101" style="width:0;height:1.5pt" o:hralign="center" o:hrstd="t" o:hr="t" fillcolor="#a0a0a0" stroked="f"/>
+          <v:rect id="_x0000_i1029" style="width:0;height:1.5pt" o:hralign="center" o:hrstd="t" o:hr="t" fillcolor="#a0a0a0" stroked="f"/>
         </w:pict>
       </w:r>
     </w:p>
@@ -1747,21 +1719,7 @@
           <w:sz w:val="28"/>
           <w:szCs w:val="28"/>
         </w:rPr>
-        <w:t xml:space="preserve"> </w:t>
-      </w:r>
-      <w:r>
-        <w:rPr>
-          <w:sz w:val="28"/>
-          <w:szCs w:val="28"/>
-        </w:rPr>
-        <w:t>Existing lister</w:t>
-      </w:r>
-      <w:r>
-        <w:rPr>
-          <w:sz w:val="28"/>
-          <w:szCs w:val="28"/>
-        </w:rPr>
-        <w:t xml:space="preserve">? </w:t>
+        <w:t xml:space="preserve"> Existing lister? </w:t>
       </w:r>
       <w:r>
         <w:rPr>
@@ -1822,14 +1780,7 @@
           <w:sz w:val="28"/>
           <w:szCs w:val="28"/>
         </w:rPr>
-        <w:t xml:space="preserve"> </w:t>
-      </w:r>
-      <w:r>
-        <w:rPr>
-          <w:sz w:val="28"/>
-          <w:szCs w:val="28"/>
-        </w:rPr>
-        <w:t>screen</w:t>
+        <w:t xml:space="preserve"> screen</w:t>
       </w:r>
     </w:p>
     <w:p>
@@ -1940,7 +1891,7 @@
         </w:rPr>
         <w:lastRenderedPageBreak/>
         <w:pict w14:anchorId="3FD8D968">
-          <v:rect id="_x0000_i1102" style="width:0;height:1.5pt" o:hralign="center" o:hrstd="t" o:hr="t" fillcolor="#a0a0a0" stroked="f"/>
+          <v:rect id="_x0000_i1030" style="width:0;height:1.5pt" o:hralign="center" o:hrstd="t" o:hr="t" fillcolor="#a0a0a0" stroked="f"/>
         </w:pict>
       </w:r>
     </w:p>
@@ -2122,7 +2073,7 @@
           <w:szCs w:val="28"/>
         </w:rPr>
         <w:pict w14:anchorId="7D193482">
-          <v:rect id="_x0000_i1103" style="width:0;height:1.5pt" o:hralign="center" o:hrstd="t" o:hr="t" fillcolor="#a0a0a0" stroked="f"/>
+          <v:rect id="_x0000_i1031" style="width:0;height:1.5pt" o:hralign="center" o:hrstd="t" o:hr="t" fillcolor="#a0a0a0" stroked="f"/>
         </w:pict>
       </w:r>
     </w:p>
@@ -2363,7 +2314,7 @@
           <w:szCs w:val="28"/>
         </w:rPr>
         <w:pict w14:anchorId="4B00553D">
-          <v:rect id="_x0000_i1104" style="width:0;height:1.5pt" o:hralign="center" o:hrstd="t" o:hr="t" fillcolor="#a0a0a0" stroked="f"/>
+          <v:rect id="_x0000_i1032" style="width:0;height:1.5pt" o:hralign="center" o:hrstd="t" o:hr="t" fillcolor="#a0a0a0" stroked="f"/>
         </w:pict>
       </w:r>
     </w:p>
@@ -2696,7 +2647,7 @@
           <w:szCs w:val="28"/>
         </w:rPr>
         <w:pict w14:anchorId="66D2E24B">
-          <v:rect id="_x0000_i1105" style="width:0;height:1.5pt" o:hralign="center" o:hrstd="t" o:hr="t" fillcolor="#a0a0a0" stroked="f"/>
+          <v:rect id="_x0000_i1033" style="width:0;height:1.5pt" o:hralign="center" o:hrstd="t" o:hr="t" fillcolor="#a0a0a0" stroked="f"/>
         </w:pict>
       </w:r>
     </w:p>
@@ -2875,7 +2826,7 @@
           <w:szCs w:val="28"/>
         </w:rPr>
         <w:pict w14:anchorId="43404EFB">
-          <v:rect id="_x0000_i1106" style="width:0;height:1.5pt" o:hralign="center" o:hrstd="t" o:hr="t" fillcolor="#a0a0a0" stroked="f"/>
+          <v:rect id="_x0000_i1034" style="width:0;height:1.5pt" o:hralign="center" o:hrstd="t" o:hr="t" fillcolor="#a0a0a0" stroked="f"/>
         </w:pict>
       </w:r>
     </w:p>
@@ -3058,7 +3009,7 @@
           <w:szCs w:val="28"/>
         </w:rPr>
         <w:pict w14:anchorId="1522D711">
-          <v:rect id="_x0000_i1107" style="width:0;height:1.5pt" o:hralign="center" o:hrstd="t" o:hr="t" fillcolor="#a0a0a0" stroked="f"/>
+          <v:rect id="_x0000_i1035" style="width:0;height:1.5pt" o:hralign="center" o:hrstd="t" o:hr="t" fillcolor="#a0a0a0" stroked="f"/>
         </w:pict>
       </w:r>
     </w:p>
@@ -3282,7 +3233,7 @@
           <w:szCs w:val="28"/>
         </w:rPr>
         <w:pict w14:anchorId="74A15F85">
-          <v:rect id="_x0000_i1108" style="width:0;height:1.5pt" o:hralign="center" o:hrstd="t" o:hr="t" fillcolor="#a0a0a0" stroked="f"/>
+          <v:rect id="_x0000_i1036" style="width:0;height:1.5pt" o:hralign="center" o:hrstd="t" o:hr="t" fillcolor="#a0a0a0" stroked="f"/>
         </w:pict>
       </w:r>
     </w:p>
@@ -3615,6 +3566,3999 @@
     </w:p>
     <w:p>
       <w:pPr>
+        <w:rPr>
+          <w:sz w:val="28"/>
+          <w:szCs w:val="28"/>
+        </w:rPr>
+      </w:pPr>
+      <w:r>
+        <w:rPr>
+          <w:sz w:val="28"/>
+          <w:szCs w:val="28"/>
+        </w:rPr>
+        <w:br w:type="page"/>
+      </w:r>
+    </w:p>
+    <w:p>
+      <w:pPr>
+        <w:ind w:left="720"/>
+        <w:rPr>
+          <w:b/>
+          <w:bCs/>
+          <w:sz w:val="28"/>
+          <w:szCs w:val="28"/>
+        </w:rPr>
+      </w:pPr>
+      <w:r>
+        <w:rPr>
+          <w:rFonts w:ascii="Segoe UI Emoji" w:hAnsi="Segoe UI Emoji" w:cs="Segoe UI Emoji"/>
+          <w:b/>
+          <w:bCs/>
+          <w:sz w:val="28"/>
+          <w:szCs w:val="28"/>
+        </w:rPr>
+        <w:lastRenderedPageBreak/>
+        <w:t>🔖</w:t>
+      </w:r>
+      <w:r>
+        <w:rPr>
+          <w:b/>
+          <w:bCs/>
+          <w:sz w:val="28"/>
+          <w:szCs w:val="28"/>
+        </w:rPr>
+        <w:t xml:space="preserve"> USER STORY 1.1 — Splash Screen</w:t>
+      </w:r>
+    </w:p>
+    <w:p>
+      <w:pPr>
+        <w:ind w:left="720"/>
+        <w:rPr>
+          <w:b/>
+          <w:bCs/>
+          <w:sz w:val="28"/>
+          <w:szCs w:val="28"/>
+        </w:rPr>
+      </w:pPr>
+      <w:r>
+        <w:rPr>
+          <w:b/>
+          <w:bCs/>
+          <w:sz w:val="28"/>
+          <w:szCs w:val="28"/>
+        </w:rPr>
+        <w:t>Acceptance Criteria</w:t>
+      </w:r>
+    </w:p>
+    <w:p>
+      <w:pPr>
+        <w:ind w:left="720"/>
+        <w:rPr>
+          <w:sz w:val="28"/>
+          <w:szCs w:val="28"/>
+        </w:rPr>
+      </w:pPr>
+      <w:r>
+        <w:rPr>
+          <w:sz w:val="28"/>
+          <w:szCs w:val="28"/>
+        </w:rPr>
+        <w:t>Splash screen for 3 seconds</w:t>
+      </w:r>
+      <w:r>
+        <w:rPr>
+          <w:sz w:val="28"/>
+          <w:szCs w:val="28"/>
+        </w:rPr>
+        <w:br/>
+        <w:t>Displays logo, app name, tagline, brand values</w:t>
+      </w:r>
+      <w:r>
+        <w:rPr>
+          <w:sz w:val="28"/>
+          <w:szCs w:val="28"/>
+        </w:rPr>
+        <w:br/>
+        <w:t>Navigates to Landing page</w:t>
+      </w:r>
+    </w:p>
+    <w:p>
+      <w:pPr>
+        <w:ind w:left="720"/>
+        <w:rPr>
+          <w:b/>
+          <w:bCs/>
+          <w:sz w:val="28"/>
+          <w:szCs w:val="28"/>
+        </w:rPr>
+      </w:pPr>
+      <w:r>
+        <w:rPr>
+          <w:b/>
+          <w:bCs/>
+          <w:sz w:val="28"/>
+          <w:szCs w:val="28"/>
+        </w:rPr>
+        <w:t>Test Tasks</w:t>
+      </w:r>
+    </w:p>
+    <w:p>
+      <w:pPr>
+        <w:ind w:left="720"/>
+        <w:rPr>
+          <w:sz w:val="28"/>
+          <w:szCs w:val="28"/>
+        </w:rPr>
+      </w:pPr>
+      <w:r>
+        <w:rPr>
+          <w:b/>
+          <w:bCs/>
+          <w:sz w:val="28"/>
+          <w:szCs w:val="28"/>
+        </w:rPr>
+        <w:t>1.1-TC-01</w:t>
+      </w:r>
+      <w:r>
+        <w:rPr>
+          <w:sz w:val="28"/>
+          <w:szCs w:val="28"/>
+        </w:rPr>
+        <w:br/>
+        <w:t>Test that splash screen renders immediately on app launch</w:t>
+      </w:r>
+      <w:r>
+        <w:rPr>
+          <w:sz w:val="28"/>
+          <w:szCs w:val="28"/>
+        </w:rPr>
+        <w:br/>
+        <w:t>Validates splash screen visibility</w:t>
+      </w:r>
+      <w:r>
+        <w:rPr>
+          <w:sz w:val="28"/>
+          <w:szCs w:val="28"/>
+        </w:rPr>
+        <w:br/>
+      </w:r>
+      <w:r>
+        <w:rPr>
+          <w:b/>
+          <w:bCs/>
+          <w:sz w:val="28"/>
+          <w:szCs w:val="28"/>
+        </w:rPr>
+        <w:t>Size:</w:t>
+      </w:r>
+      <w:r>
+        <w:rPr>
+          <w:sz w:val="28"/>
+          <w:szCs w:val="28"/>
+        </w:rPr>
+        <w:t xml:space="preserve"> XS</w:t>
+      </w:r>
+    </w:p>
+    <w:p>
+      <w:pPr>
+        <w:ind w:left="720"/>
+        <w:rPr>
+          <w:sz w:val="28"/>
+          <w:szCs w:val="28"/>
+        </w:rPr>
+      </w:pPr>
+      <w:r>
+        <w:rPr>
+          <w:b/>
+          <w:bCs/>
+          <w:sz w:val="28"/>
+          <w:szCs w:val="28"/>
+        </w:rPr>
+        <w:t>1.1-TC-02</w:t>
+      </w:r>
+      <w:r>
+        <w:rPr>
+          <w:sz w:val="28"/>
+          <w:szCs w:val="28"/>
+        </w:rPr>
+        <w:br/>
+        <w:t>Test that Micro2Move logo is visible on splash screen</w:t>
+      </w:r>
+      <w:r>
+        <w:rPr>
+          <w:sz w:val="28"/>
+          <w:szCs w:val="28"/>
+        </w:rPr>
+        <w:br/>
+        <w:t>Validates branding asset rendering</w:t>
+      </w:r>
+      <w:r>
+        <w:rPr>
+          <w:sz w:val="28"/>
+          <w:szCs w:val="28"/>
+        </w:rPr>
+        <w:br/>
+      </w:r>
+      <w:r>
+        <w:rPr>
+          <w:b/>
+          <w:bCs/>
+          <w:sz w:val="28"/>
+          <w:szCs w:val="28"/>
+        </w:rPr>
+        <w:t>Size:</w:t>
+      </w:r>
+      <w:r>
+        <w:rPr>
+          <w:sz w:val="28"/>
+          <w:szCs w:val="28"/>
+        </w:rPr>
+        <w:t xml:space="preserve"> XS</w:t>
+      </w:r>
+    </w:p>
+    <w:p>
+      <w:pPr>
+        <w:ind w:left="720"/>
+        <w:rPr>
+          <w:sz w:val="28"/>
+          <w:szCs w:val="28"/>
+        </w:rPr>
+      </w:pPr>
+      <w:r>
+        <w:rPr>
+          <w:b/>
+          <w:bCs/>
+          <w:sz w:val="28"/>
+          <w:szCs w:val="28"/>
+        </w:rPr>
+        <w:t>1.1-TC-03</w:t>
+      </w:r>
+      <w:r>
+        <w:rPr>
+          <w:sz w:val="28"/>
+          <w:szCs w:val="28"/>
+        </w:rPr>
+        <w:br/>
+        <w:t>Test that app name text “Micro2Move” is displayed on splash screen</w:t>
+      </w:r>
+      <w:r>
+        <w:rPr>
+          <w:sz w:val="28"/>
+          <w:szCs w:val="28"/>
+        </w:rPr>
+        <w:br/>
+        <w:t>Validates app identity text</w:t>
+      </w:r>
+      <w:r>
+        <w:rPr>
+          <w:sz w:val="28"/>
+          <w:szCs w:val="28"/>
+        </w:rPr>
+        <w:br/>
+      </w:r>
+      <w:r>
+        <w:rPr>
+          <w:b/>
+          <w:bCs/>
+          <w:sz w:val="28"/>
+          <w:szCs w:val="28"/>
+        </w:rPr>
+        <w:t>Size:</w:t>
+      </w:r>
+      <w:r>
+        <w:rPr>
+          <w:sz w:val="28"/>
+          <w:szCs w:val="28"/>
+        </w:rPr>
+        <w:t xml:space="preserve"> XS</w:t>
+      </w:r>
+    </w:p>
+    <w:p>
+      <w:pPr>
+        <w:ind w:left="720"/>
+        <w:rPr>
+          <w:sz w:val="28"/>
+          <w:szCs w:val="28"/>
+        </w:rPr>
+      </w:pPr>
+      <w:r>
+        <w:rPr>
+          <w:b/>
+          <w:bCs/>
+          <w:sz w:val="28"/>
+          <w:szCs w:val="28"/>
+        </w:rPr>
+        <w:t>1.1-TC-04</w:t>
+      </w:r>
+      <w:r>
+        <w:rPr>
+          <w:sz w:val="28"/>
+          <w:szCs w:val="28"/>
+        </w:rPr>
+        <w:br/>
+        <w:t>Test that tagline text is displayed on splash screen</w:t>
+      </w:r>
+      <w:r>
+        <w:rPr>
+          <w:sz w:val="28"/>
+          <w:szCs w:val="28"/>
+        </w:rPr>
+        <w:br/>
+        <w:t>Validates marketing text</w:t>
+      </w:r>
+      <w:r>
+        <w:rPr>
+          <w:sz w:val="28"/>
+          <w:szCs w:val="28"/>
+        </w:rPr>
+        <w:br/>
+      </w:r>
+      <w:r>
+        <w:rPr>
+          <w:b/>
+          <w:bCs/>
+          <w:sz w:val="28"/>
+          <w:szCs w:val="28"/>
+        </w:rPr>
+        <w:t>Size:</w:t>
+      </w:r>
+      <w:r>
+        <w:rPr>
+          <w:sz w:val="28"/>
+          <w:szCs w:val="28"/>
+        </w:rPr>
+        <w:t xml:space="preserve"> XS</w:t>
+      </w:r>
+    </w:p>
+    <w:p>
+      <w:pPr>
+        <w:ind w:left="720"/>
+        <w:rPr>
+          <w:sz w:val="28"/>
+          <w:szCs w:val="28"/>
+        </w:rPr>
+      </w:pPr>
+      <w:r>
+        <w:rPr>
+          <w:b/>
+          <w:bCs/>
+          <w:sz w:val="28"/>
+          <w:szCs w:val="28"/>
+        </w:rPr>
+        <w:t>1.1-TC-05</w:t>
+      </w:r>
+      <w:r>
+        <w:rPr>
+          <w:sz w:val="28"/>
+          <w:szCs w:val="28"/>
+        </w:rPr>
+        <w:br/>
+        <w:t>Test that brand values text is displayed on splash screen</w:t>
+      </w:r>
+      <w:r>
+        <w:rPr>
+          <w:sz w:val="28"/>
+          <w:szCs w:val="28"/>
+        </w:rPr>
+        <w:br/>
+        <w:t>Validates supporting copy</w:t>
+      </w:r>
+      <w:r>
+        <w:rPr>
+          <w:sz w:val="28"/>
+          <w:szCs w:val="28"/>
+        </w:rPr>
+        <w:br/>
+      </w:r>
+      <w:r>
+        <w:rPr>
+          <w:b/>
+          <w:bCs/>
+          <w:sz w:val="28"/>
+          <w:szCs w:val="28"/>
+        </w:rPr>
+        <w:t>Size:</w:t>
+      </w:r>
+      <w:r>
+        <w:rPr>
+          <w:sz w:val="28"/>
+          <w:szCs w:val="28"/>
+        </w:rPr>
+        <w:t xml:space="preserve"> XS</w:t>
+      </w:r>
+    </w:p>
+    <w:p>
+      <w:pPr>
+        <w:ind w:left="720"/>
+        <w:rPr>
+          <w:sz w:val="28"/>
+          <w:szCs w:val="28"/>
+        </w:rPr>
+      </w:pPr>
+      <w:r>
+        <w:rPr>
+          <w:b/>
+          <w:bCs/>
+          <w:sz w:val="28"/>
+          <w:szCs w:val="28"/>
+        </w:rPr>
+        <w:t>1.1-TC-06</w:t>
+      </w:r>
+      <w:r>
+        <w:rPr>
+          <w:sz w:val="28"/>
+          <w:szCs w:val="28"/>
+        </w:rPr>
+        <w:br/>
+        <w:t>Test that splash screen remains visible for approximately 3 seconds</w:t>
+      </w:r>
+      <w:r>
+        <w:rPr>
+          <w:sz w:val="28"/>
+          <w:szCs w:val="28"/>
+        </w:rPr>
+        <w:br/>
+        <w:t>Validates timing logic</w:t>
+      </w:r>
+      <w:r>
+        <w:rPr>
+          <w:sz w:val="28"/>
+          <w:szCs w:val="28"/>
+        </w:rPr>
+        <w:br/>
+      </w:r>
+      <w:r>
+        <w:rPr>
+          <w:b/>
+          <w:bCs/>
+          <w:sz w:val="28"/>
+          <w:szCs w:val="28"/>
+        </w:rPr>
+        <w:t>Size:</w:t>
+      </w:r>
+      <w:r>
+        <w:rPr>
+          <w:sz w:val="28"/>
+          <w:szCs w:val="28"/>
+        </w:rPr>
+        <w:t xml:space="preserve"> S</w:t>
+      </w:r>
+    </w:p>
+    <w:p>
+      <w:pPr>
+        <w:ind w:left="720"/>
+        <w:rPr>
+          <w:sz w:val="28"/>
+          <w:szCs w:val="28"/>
+        </w:rPr>
+      </w:pPr>
+      <w:r>
+        <w:rPr>
+          <w:b/>
+          <w:bCs/>
+          <w:sz w:val="28"/>
+          <w:szCs w:val="28"/>
+        </w:rPr>
+        <w:t>1.1-TC-07</w:t>
+      </w:r>
+      <w:r>
+        <w:rPr>
+          <w:sz w:val="28"/>
+          <w:szCs w:val="28"/>
+        </w:rPr>
+        <w:br/>
+        <w:t>Test that app navigates to Landing screen after splash timeout</w:t>
+      </w:r>
+      <w:r>
+        <w:rPr>
+          <w:sz w:val="28"/>
+          <w:szCs w:val="28"/>
+        </w:rPr>
+        <w:br/>
+      </w:r>
+      <w:r>
+        <w:rPr>
+          <w:sz w:val="28"/>
+          <w:szCs w:val="28"/>
+        </w:rPr>
+        <w:lastRenderedPageBreak/>
+        <w:t>Validates initial navigation</w:t>
+      </w:r>
+      <w:r>
+        <w:rPr>
+          <w:sz w:val="28"/>
+          <w:szCs w:val="28"/>
+        </w:rPr>
+        <w:br/>
+      </w:r>
+      <w:r>
+        <w:rPr>
+          <w:b/>
+          <w:bCs/>
+          <w:sz w:val="28"/>
+          <w:szCs w:val="28"/>
+        </w:rPr>
+        <w:t>Size:</w:t>
+      </w:r>
+      <w:r>
+        <w:rPr>
+          <w:sz w:val="28"/>
+          <w:szCs w:val="28"/>
+        </w:rPr>
+        <w:t xml:space="preserve"> S</w:t>
+      </w:r>
+    </w:p>
+    <w:p>
+      <w:pPr>
+        <w:ind w:left="720"/>
+        <w:rPr>
+          <w:sz w:val="28"/>
+          <w:szCs w:val="28"/>
+        </w:rPr>
+      </w:pPr>
+      <w:r>
+        <w:rPr>
+          <w:sz w:val="28"/>
+          <w:szCs w:val="28"/>
+        </w:rPr>
+        <w:pict w14:anchorId="7E3DC3AD">
+          <v:rect id="_x0000_i1097" style="width:0;height:1.5pt" o:hralign="center" o:hrstd="t" o:hr="t" fillcolor="#a0a0a0" stroked="f"/>
+        </w:pict>
+      </w:r>
+    </w:p>
+    <w:p>
+      <w:pPr>
+        <w:ind w:left="720"/>
+        <w:rPr>
+          <w:b/>
+          <w:bCs/>
+          <w:sz w:val="28"/>
+          <w:szCs w:val="28"/>
+        </w:rPr>
+      </w:pPr>
+      <w:r>
+        <w:rPr>
+          <w:rFonts w:ascii="Segoe UI Emoji" w:hAnsi="Segoe UI Emoji" w:cs="Segoe UI Emoji"/>
+          <w:b/>
+          <w:bCs/>
+          <w:sz w:val="28"/>
+          <w:szCs w:val="28"/>
+        </w:rPr>
+        <w:t>🔖</w:t>
+      </w:r>
+      <w:r>
+        <w:rPr>
+          <w:b/>
+          <w:bCs/>
+          <w:sz w:val="28"/>
+          <w:szCs w:val="28"/>
+        </w:rPr>
+        <w:t xml:space="preserve"> USER STORY 1.2 — Landing Page</w:t>
+      </w:r>
+    </w:p>
+    <w:p>
+      <w:pPr>
+        <w:ind w:left="720"/>
+        <w:rPr>
+          <w:b/>
+          <w:bCs/>
+          <w:sz w:val="28"/>
+          <w:szCs w:val="28"/>
+        </w:rPr>
+      </w:pPr>
+      <w:r>
+        <w:rPr>
+          <w:b/>
+          <w:bCs/>
+          <w:sz w:val="28"/>
+          <w:szCs w:val="28"/>
+        </w:rPr>
+        <w:t>Acceptance Criteria</w:t>
+      </w:r>
+    </w:p>
+    <w:p>
+      <w:pPr>
+        <w:ind w:left="720"/>
+        <w:rPr>
+          <w:sz w:val="28"/>
+          <w:szCs w:val="28"/>
+        </w:rPr>
+      </w:pPr>
+      <w:r>
+        <w:rPr>
+          <w:sz w:val="28"/>
+          <w:szCs w:val="28"/>
+        </w:rPr>
+        <w:t>Landing page shows Rent, List, Explore options</w:t>
+      </w:r>
+    </w:p>
+    <w:p>
+      <w:pPr>
+        <w:ind w:left="720"/>
+        <w:rPr>
+          <w:b/>
+          <w:bCs/>
+          <w:sz w:val="28"/>
+          <w:szCs w:val="28"/>
+        </w:rPr>
+      </w:pPr>
+      <w:r>
+        <w:rPr>
+          <w:b/>
+          <w:bCs/>
+          <w:sz w:val="28"/>
+          <w:szCs w:val="28"/>
+        </w:rPr>
+        <w:t>Test Tasks</w:t>
+      </w:r>
+    </w:p>
+    <w:p>
+      <w:pPr>
+        <w:ind w:left="720"/>
+        <w:rPr>
+          <w:sz w:val="28"/>
+          <w:szCs w:val="28"/>
+        </w:rPr>
+      </w:pPr>
+      <w:r>
+        <w:rPr>
+          <w:b/>
+          <w:bCs/>
+          <w:sz w:val="28"/>
+          <w:szCs w:val="28"/>
+        </w:rPr>
+        <w:t>1.2-TC-01</w:t>
+      </w:r>
+      <w:r>
+        <w:rPr>
+          <w:sz w:val="28"/>
+          <w:szCs w:val="28"/>
+        </w:rPr>
+        <w:br/>
+        <w:t>Test that Landing screen loads after splash screen</w:t>
+      </w:r>
+      <w:r>
+        <w:rPr>
+          <w:sz w:val="28"/>
+          <w:szCs w:val="28"/>
+        </w:rPr>
+        <w:br/>
+        <w:t>Validates screen transition</w:t>
+      </w:r>
+      <w:r>
+        <w:rPr>
+          <w:sz w:val="28"/>
+          <w:szCs w:val="28"/>
+        </w:rPr>
+        <w:br/>
+      </w:r>
+      <w:r>
+        <w:rPr>
+          <w:b/>
+          <w:bCs/>
+          <w:sz w:val="28"/>
+          <w:szCs w:val="28"/>
+        </w:rPr>
+        <w:t>Size:</w:t>
+      </w:r>
+      <w:r>
+        <w:rPr>
+          <w:sz w:val="28"/>
+          <w:szCs w:val="28"/>
+        </w:rPr>
+        <w:t xml:space="preserve"> XS</w:t>
+      </w:r>
+    </w:p>
+    <w:p>
+      <w:pPr>
+        <w:ind w:left="720"/>
+        <w:rPr>
+          <w:sz w:val="28"/>
+          <w:szCs w:val="28"/>
+        </w:rPr>
+      </w:pPr>
+      <w:r>
+        <w:rPr>
+          <w:b/>
+          <w:bCs/>
+          <w:sz w:val="28"/>
+          <w:szCs w:val="28"/>
+        </w:rPr>
+        <w:t>1.2-TC-02</w:t>
+      </w:r>
+      <w:r>
+        <w:rPr>
+          <w:sz w:val="28"/>
+          <w:szCs w:val="28"/>
+        </w:rPr>
+        <w:br/>
+        <w:t>Test that “Rent a Bike” button is visible on Landing screen</w:t>
+      </w:r>
+      <w:r>
+        <w:rPr>
+          <w:sz w:val="28"/>
+          <w:szCs w:val="28"/>
+        </w:rPr>
+        <w:br/>
+        <w:t>Validates CTA availability</w:t>
+      </w:r>
+      <w:r>
+        <w:rPr>
+          <w:sz w:val="28"/>
+          <w:szCs w:val="28"/>
+        </w:rPr>
+        <w:br/>
+      </w:r>
+      <w:r>
+        <w:rPr>
+          <w:b/>
+          <w:bCs/>
+          <w:sz w:val="28"/>
+          <w:szCs w:val="28"/>
+        </w:rPr>
+        <w:t>Size:</w:t>
+      </w:r>
+      <w:r>
+        <w:rPr>
+          <w:sz w:val="28"/>
+          <w:szCs w:val="28"/>
+        </w:rPr>
+        <w:t xml:space="preserve"> XS</w:t>
+      </w:r>
+    </w:p>
+    <w:p>
+      <w:pPr>
+        <w:ind w:left="720"/>
+        <w:rPr>
+          <w:sz w:val="28"/>
+          <w:szCs w:val="28"/>
+        </w:rPr>
+      </w:pPr>
+      <w:r>
+        <w:rPr>
+          <w:b/>
+          <w:bCs/>
+          <w:sz w:val="28"/>
+          <w:szCs w:val="28"/>
+        </w:rPr>
+        <w:t>1.2-TC-03</w:t>
+      </w:r>
+      <w:r>
+        <w:rPr>
+          <w:sz w:val="28"/>
+          <w:szCs w:val="28"/>
+        </w:rPr>
+        <w:br/>
+        <w:t>Test that “List a Bike” button is visible on Landing screen</w:t>
+      </w:r>
+      <w:r>
+        <w:rPr>
+          <w:sz w:val="28"/>
+          <w:szCs w:val="28"/>
+        </w:rPr>
+        <w:br/>
+        <w:t>Validates CTA availability</w:t>
+      </w:r>
+      <w:r>
+        <w:rPr>
+          <w:sz w:val="28"/>
+          <w:szCs w:val="28"/>
+        </w:rPr>
+        <w:br/>
+      </w:r>
+      <w:r>
+        <w:rPr>
+          <w:b/>
+          <w:bCs/>
+          <w:sz w:val="28"/>
+          <w:szCs w:val="28"/>
+        </w:rPr>
+        <w:t>Size:</w:t>
+      </w:r>
+      <w:r>
+        <w:rPr>
+          <w:sz w:val="28"/>
+          <w:szCs w:val="28"/>
+        </w:rPr>
+        <w:t xml:space="preserve"> XS</w:t>
+      </w:r>
+    </w:p>
+    <w:p>
+      <w:pPr>
+        <w:ind w:left="720"/>
+        <w:rPr>
+          <w:sz w:val="28"/>
+          <w:szCs w:val="28"/>
+        </w:rPr>
+      </w:pPr>
+      <w:r>
+        <w:rPr>
+          <w:b/>
+          <w:bCs/>
+          <w:sz w:val="28"/>
+          <w:szCs w:val="28"/>
+        </w:rPr>
+        <w:t>1.2-TC-04</w:t>
+      </w:r>
+      <w:r>
+        <w:rPr>
+          <w:sz w:val="28"/>
+          <w:szCs w:val="28"/>
+        </w:rPr>
+        <w:br/>
+        <w:t>Test that “Explore” link is visible on Landing screen</w:t>
+      </w:r>
+      <w:r>
+        <w:rPr>
+          <w:sz w:val="28"/>
+          <w:szCs w:val="28"/>
+        </w:rPr>
+        <w:br/>
+        <w:t>Validates guest flow option</w:t>
+      </w:r>
+      <w:r>
+        <w:rPr>
+          <w:sz w:val="28"/>
+          <w:szCs w:val="28"/>
+        </w:rPr>
+        <w:br/>
+      </w:r>
+      <w:r>
+        <w:rPr>
+          <w:b/>
+          <w:bCs/>
+          <w:sz w:val="28"/>
+          <w:szCs w:val="28"/>
+        </w:rPr>
+        <w:t>Size:</w:t>
+      </w:r>
+      <w:r>
+        <w:rPr>
+          <w:sz w:val="28"/>
+          <w:szCs w:val="28"/>
+        </w:rPr>
+        <w:t xml:space="preserve"> XS</w:t>
+      </w:r>
+    </w:p>
+    <w:p>
+      <w:pPr>
+        <w:ind w:left="720"/>
+        <w:rPr>
+          <w:sz w:val="28"/>
+          <w:szCs w:val="28"/>
+        </w:rPr>
+      </w:pPr>
+      <w:r>
+        <w:rPr>
+          <w:sz w:val="28"/>
+          <w:szCs w:val="28"/>
+        </w:rPr>
+        <w:pict w14:anchorId="2288CDA5">
+          <v:rect id="_x0000_i1098" style="width:0;height:1.5pt" o:hralign="center" o:hrstd="t" o:hr="t" fillcolor="#a0a0a0" stroked="f"/>
+        </w:pict>
+      </w:r>
+    </w:p>
+    <w:p>
+      <w:pPr>
+        <w:ind w:left="720"/>
+        <w:rPr>
+          <w:b/>
+          <w:bCs/>
+          <w:sz w:val="28"/>
+          <w:szCs w:val="28"/>
+        </w:rPr>
+      </w:pPr>
+      <w:r>
+        <w:rPr>
+          <w:rFonts w:ascii="Segoe UI Emoji" w:hAnsi="Segoe UI Emoji" w:cs="Segoe UI Emoji"/>
+          <w:b/>
+          <w:bCs/>
+          <w:sz w:val="28"/>
+          <w:szCs w:val="28"/>
+        </w:rPr>
+        <w:t>🔖</w:t>
+      </w:r>
+      <w:r>
+        <w:rPr>
+          <w:b/>
+          <w:bCs/>
+          <w:sz w:val="28"/>
+          <w:szCs w:val="28"/>
+        </w:rPr>
+        <w:t xml:space="preserve"> USER STORY 1.3 — Landing → Sign In</w:t>
+      </w:r>
+    </w:p>
+    <w:p>
+      <w:pPr>
+        <w:ind w:left="720"/>
+        <w:rPr>
+          <w:b/>
+          <w:bCs/>
+          <w:sz w:val="28"/>
+          <w:szCs w:val="28"/>
+        </w:rPr>
+      </w:pPr>
+      <w:r>
+        <w:rPr>
+          <w:b/>
+          <w:bCs/>
+          <w:sz w:val="28"/>
+          <w:szCs w:val="28"/>
+        </w:rPr>
+        <w:t>Acceptance Criteria</w:t>
+      </w:r>
+    </w:p>
+    <w:p>
+      <w:pPr>
+        <w:ind w:left="720"/>
+        <w:rPr>
+          <w:sz w:val="28"/>
+          <w:szCs w:val="28"/>
+        </w:rPr>
+      </w:pPr>
+      <w:r>
+        <w:rPr>
+          <w:sz w:val="28"/>
+          <w:szCs w:val="28"/>
+        </w:rPr>
+        <w:t>Pressing Rent or List navigates to Sign In</w:t>
+      </w:r>
+    </w:p>
+    <w:p>
+      <w:pPr>
+        <w:ind w:left="720"/>
+        <w:rPr>
+          <w:b/>
+          <w:bCs/>
+          <w:sz w:val="28"/>
+          <w:szCs w:val="28"/>
+        </w:rPr>
+      </w:pPr>
+      <w:r>
+        <w:rPr>
+          <w:b/>
+          <w:bCs/>
+          <w:sz w:val="28"/>
+          <w:szCs w:val="28"/>
+        </w:rPr>
+        <w:t>Test Tasks</w:t>
+      </w:r>
+    </w:p>
+    <w:p>
+      <w:pPr>
+        <w:ind w:left="720"/>
+        <w:rPr>
+          <w:sz w:val="28"/>
+          <w:szCs w:val="28"/>
+        </w:rPr>
+      </w:pPr>
+      <w:r>
+        <w:rPr>
+          <w:b/>
+          <w:bCs/>
+          <w:sz w:val="28"/>
+          <w:szCs w:val="28"/>
+        </w:rPr>
+        <w:t>1.3-TC-01</w:t>
+      </w:r>
+      <w:r>
+        <w:rPr>
+          <w:sz w:val="28"/>
+          <w:szCs w:val="28"/>
+        </w:rPr>
+        <w:br/>
+        <w:t>Test that pressing “Rent a Bike” navigates to Sign In screen</w:t>
+      </w:r>
+      <w:r>
+        <w:rPr>
+          <w:sz w:val="28"/>
+          <w:szCs w:val="28"/>
+        </w:rPr>
+        <w:br/>
+      </w:r>
+      <w:r>
+        <w:rPr>
+          <w:sz w:val="28"/>
+          <w:szCs w:val="28"/>
+        </w:rPr>
+        <w:lastRenderedPageBreak/>
+        <w:t>Validates navigation from Rent flow</w:t>
+      </w:r>
+      <w:r>
+        <w:rPr>
+          <w:sz w:val="28"/>
+          <w:szCs w:val="28"/>
+        </w:rPr>
+        <w:br/>
+      </w:r>
+      <w:r>
+        <w:rPr>
+          <w:b/>
+          <w:bCs/>
+          <w:sz w:val="28"/>
+          <w:szCs w:val="28"/>
+        </w:rPr>
+        <w:t>Size:</w:t>
+      </w:r>
+      <w:r>
+        <w:rPr>
+          <w:sz w:val="28"/>
+          <w:szCs w:val="28"/>
+        </w:rPr>
+        <w:t xml:space="preserve"> S</w:t>
+      </w:r>
+    </w:p>
+    <w:p>
+      <w:pPr>
+        <w:ind w:left="720"/>
+        <w:rPr>
+          <w:sz w:val="28"/>
+          <w:szCs w:val="28"/>
+        </w:rPr>
+      </w:pPr>
+      <w:r>
+        <w:rPr>
+          <w:b/>
+          <w:bCs/>
+          <w:sz w:val="28"/>
+          <w:szCs w:val="28"/>
+        </w:rPr>
+        <w:t>1.3-TC-02</w:t>
+      </w:r>
+      <w:r>
+        <w:rPr>
+          <w:sz w:val="28"/>
+          <w:szCs w:val="28"/>
+        </w:rPr>
+        <w:br/>
+        <w:t>Test that pressing “List a Bike” navigates to Sign In screen</w:t>
+      </w:r>
+      <w:r>
+        <w:rPr>
+          <w:sz w:val="28"/>
+          <w:szCs w:val="28"/>
+        </w:rPr>
+        <w:br/>
+        <w:t>Validates navigation from List flow</w:t>
+      </w:r>
+      <w:r>
+        <w:rPr>
+          <w:sz w:val="28"/>
+          <w:szCs w:val="28"/>
+        </w:rPr>
+        <w:br/>
+      </w:r>
+      <w:r>
+        <w:rPr>
+          <w:b/>
+          <w:bCs/>
+          <w:sz w:val="28"/>
+          <w:szCs w:val="28"/>
+        </w:rPr>
+        <w:t>Size:</w:t>
+      </w:r>
+      <w:r>
+        <w:rPr>
+          <w:sz w:val="28"/>
+          <w:szCs w:val="28"/>
+        </w:rPr>
+        <w:t xml:space="preserve"> S</w:t>
+      </w:r>
+    </w:p>
+    <w:p>
+      <w:pPr>
+        <w:ind w:left="720"/>
+        <w:rPr>
+          <w:sz w:val="28"/>
+          <w:szCs w:val="28"/>
+        </w:rPr>
+      </w:pPr>
+      <w:r>
+        <w:rPr>
+          <w:b/>
+          <w:bCs/>
+          <w:sz w:val="28"/>
+          <w:szCs w:val="28"/>
+        </w:rPr>
+        <w:t>1.3-TC-03</w:t>
+      </w:r>
+      <w:r>
+        <w:rPr>
+          <w:sz w:val="28"/>
+          <w:szCs w:val="28"/>
+        </w:rPr>
+        <w:br/>
+        <w:t>Test that Sign In screen renders correctly after navigation</w:t>
+      </w:r>
+      <w:r>
+        <w:rPr>
+          <w:sz w:val="28"/>
+          <w:szCs w:val="28"/>
+        </w:rPr>
+        <w:br/>
+        <w:t>Validates screen load</w:t>
+      </w:r>
+      <w:r>
+        <w:rPr>
+          <w:sz w:val="28"/>
+          <w:szCs w:val="28"/>
+        </w:rPr>
+        <w:br/>
+      </w:r>
+      <w:r>
+        <w:rPr>
+          <w:b/>
+          <w:bCs/>
+          <w:sz w:val="28"/>
+          <w:szCs w:val="28"/>
+        </w:rPr>
+        <w:t>Size:</w:t>
+      </w:r>
+      <w:r>
+        <w:rPr>
+          <w:sz w:val="28"/>
+          <w:szCs w:val="28"/>
+        </w:rPr>
+        <w:t xml:space="preserve"> XS</w:t>
+      </w:r>
+    </w:p>
+    <w:p>
+      <w:pPr>
+        <w:ind w:left="720"/>
+        <w:rPr>
+          <w:sz w:val="28"/>
+          <w:szCs w:val="28"/>
+        </w:rPr>
+      </w:pPr>
+      <w:r>
+        <w:rPr>
+          <w:sz w:val="28"/>
+          <w:szCs w:val="28"/>
+        </w:rPr>
+        <w:pict w14:anchorId="7545E7EA">
+          <v:rect id="_x0000_i1099" style="width:0;height:1.5pt" o:hralign="center" o:hrstd="t" o:hr="t" fillcolor="#a0a0a0" stroked="f"/>
+        </w:pict>
+      </w:r>
+    </w:p>
+    <w:p>
+      <w:pPr>
+        <w:ind w:left="720"/>
+        <w:rPr>
+          <w:b/>
+          <w:bCs/>
+          <w:sz w:val="28"/>
+          <w:szCs w:val="28"/>
+        </w:rPr>
+      </w:pPr>
+      <w:r>
+        <w:rPr>
+          <w:rFonts w:ascii="Segoe UI Emoji" w:hAnsi="Segoe UI Emoji" w:cs="Segoe UI Emoji"/>
+          <w:b/>
+          <w:bCs/>
+          <w:sz w:val="28"/>
+          <w:szCs w:val="28"/>
+        </w:rPr>
+        <w:t>🔖</w:t>
+      </w:r>
+      <w:r>
+        <w:rPr>
+          <w:b/>
+          <w:bCs/>
+          <w:sz w:val="28"/>
+          <w:szCs w:val="28"/>
+        </w:rPr>
+        <w:t xml:space="preserve"> USER STORY 1.4 — Login</w:t>
+      </w:r>
+    </w:p>
+    <w:p>
+      <w:pPr>
+        <w:ind w:left="720"/>
+        <w:rPr>
+          <w:b/>
+          <w:bCs/>
+          <w:sz w:val="28"/>
+          <w:szCs w:val="28"/>
+        </w:rPr>
+      </w:pPr>
+      <w:r>
+        <w:rPr>
+          <w:b/>
+          <w:bCs/>
+          <w:sz w:val="28"/>
+          <w:szCs w:val="28"/>
+        </w:rPr>
+        <w:t>Acceptance Criteria</w:t>
+      </w:r>
+    </w:p>
+    <w:p>
+      <w:pPr>
+        <w:ind w:left="720"/>
+        <w:rPr>
+          <w:sz w:val="28"/>
+          <w:szCs w:val="28"/>
+        </w:rPr>
+      </w:pPr>
+      <w:r>
+        <w:rPr>
+          <w:sz w:val="28"/>
+          <w:szCs w:val="28"/>
+        </w:rPr>
+        <w:t>Valid login → correct landing</w:t>
+      </w:r>
+      <w:r>
+        <w:rPr>
+          <w:sz w:val="28"/>
+          <w:szCs w:val="28"/>
+        </w:rPr>
+        <w:br/>
+        <w:t>Invalid login → error message</w:t>
+      </w:r>
+    </w:p>
+    <w:p>
+      <w:pPr>
+        <w:ind w:left="720"/>
+        <w:rPr>
+          <w:b/>
+          <w:bCs/>
+          <w:sz w:val="28"/>
+          <w:szCs w:val="28"/>
+        </w:rPr>
+      </w:pPr>
+      <w:r>
+        <w:rPr>
+          <w:b/>
+          <w:bCs/>
+          <w:sz w:val="28"/>
+          <w:szCs w:val="28"/>
+        </w:rPr>
+        <w:t>Test Tasks</w:t>
+      </w:r>
+    </w:p>
+    <w:p>
+      <w:pPr>
+        <w:ind w:left="720"/>
+        <w:rPr>
+          <w:sz w:val="28"/>
+          <w:szCs w:val="28"/>
+        </w:rPr>
+      </w:pPr>
+      <w:r>
+        <w:rPr>
+          <w:b/>
+          <w:bCs/>
+          <w:sz w:val="28"/>
+          <w:szCs w:val="28"/>
+        </w:rPr>
+        <w:t>1.4-TC-01</w:t>
+      </w:r>
+      <w:r>
+        <w:rPr>
+          <w:sz w:val="28"/>
+          <w:szCs w:val="28"/>
+        </w:rPr>
+        <w:br/>
+        <w:t>Test that Sign In screen displays email input field</w:t>
+      </w:r>
+      <w:r>
+        <w:rPr>
+          <w:sz w:val="28"/>
+          <w:szCs w:val="28"/>
+        </w:rPr>
+        <w:br/>
+        <w:t>Validates form structure</w:t>
+      </w:r>
+      <w:r>
+        <w:rPr>
+          <w:sz w:val="28"/>
+          <w:szCs w:val="28"/>
+        </w:rPr>
+        <w:br/>
+      </w:r>
+      <w:r>
+        <w:rPr>
+          <w:b/>
+          <w:bCs/>
+          <w:sz w:val="28"/>
+          <w:szCs w:val="28"/>
+        </w:rPr>
+        <w:t>Size:</w:t>
+      </w:r>
+      <w:r>
+        <w:rPr>
+          <w:sz w:val="28"/>
+          <w:szCs w:val="28"/>
+        </w:rPr>
+        <w:t xml:space="preserve"> XS</w:t>
+      </w:r>
+    </w:p>
+    <w:p>
+      <w:pPr>
+        <w:ind w:left="720"/>
+        <w:rPr>
+          <w:sz w:val="28"/>
+          <w:szCs w:val="28"/>
+        </w:rPr>
+      </w:pPr>
+      <w:r>
+        <w:rPr>
+          <w:b/>
+          <w:bCs/>
+          <w:sz w:val="28"/>
+          <w:szCs w:val="28"/>
+        </w:rPr>
+        <w:t>1.4-TC-02</w:t>
+      </w:r>
+      <w:r>
+        <w:rPr>
+          <w:sz w:val="28"/>
+          <w:szCs w:val="28"/>
+        </w:rPr>
+        <w:br/>
+        <w:t>Test that Sign In screen displays password input field</w:t>
+      </w:r>
+      <w:r>
+        <w:rPr>
+          <w:sz w:val="28"/>
+          <w:szCs w:val="28"/>
+        </w:rPr>
+        <w:br/>
+        <w:t>Validates form structure</w:t>
+      </w:r>
+      <w:r>
+        <w:rPr>
+          <w:sz w:val="28"/>
+          <w:szCs w:val="28"/>
+        </w:rPr>
+        <w:br/>
+      </w:r>
+      <w:r>
+        <w:rPr>
+          <w:b/>
+          <w:bCs/>
+          <w:sz w:val="28"/>
+          <w:szCs w:val="28"/>
+        </w:rPr>
+        <w:t>Size:</w:t>
+      </w:r>
+      <w:r>
+        <w:rPr>
+          <w:sz w:val="28"/>
+          <w:szCs w:val="28"/>
+        </w:rPr>
+        <w:t xml:space="preserve"> XS</w:t>
+      </w:r>
+    </w:p>
+    <w:p>
+      <w:pPr>
+        <w:ind w:left="720"/>
+        <w:rPr>
+          <w:sz w:val="28"/>
+          <w:szCs w:val="28"/>
+        </w:rPr>
+      </w:pPr>
+      <w:r>
+        <w:rPr>
+          <w:b/>
+          <w:bCs/>
+          <w:sz w:val="28"/>
+          <w:szCs w:val="28"/>
+        </w:rPr>
+        <w:t>1.4-TC-03</w:t>
+      </w:r>
+      <w:r>
+        <w:rPr>
+          <w:sz w:val="28"/>
+          <w:szCs w:val="28"/>
+        </w:rPr>
+        <w:br/>
+        <w:t>Test that Sign In screen displays Continue/Login button</w:t>
+      </w:r>
+      <w:r>
+        <w:rPr>
+          <w:sz w:val="28"/>
+          <w:szCs w:val="28"/>
+        </w:rPr>
+        <w:br/>
+        <w:t>Validates action trigger</w:t>
+      </w:r>
+      <w:r>
+        <w:rPr>
+          <w:sz w:val="28"/>
+          <w:szCs w:val="28"/>
+        </w:rPr>
+        <w:br/>
+      </w:r>
+      <w:r>
+        <w:rPr>
+          <w:b/>
+          <w:bCs/>
+          <w:sz w:val="28"/>
+          <w:szCs w:val="28"/>
+        </w:rPr>
+        <w:t>Size:</w:t>
+      </w:r>
+      <w:r>
+        <w:rPr>
+          <w:sz w:val="28"/>
+          <w:szCs w:val="28"/>
+        </w:rPr>
+        <w:t xml:space="preserve"> XS</w:t>
+      </w:r>
+    </w:p>
+    <w:p>
+      <w:pPr>
+        <w:ind w:left="720"/>
+        <w:rPr>
+          <w:sz w:val="28"/>
+          <w:szCs w:val="28"/>
+        </w:rPr>
+      </w:pPr>
+      <w:r>
+        <w:rPr>
+          <w:b/>
+          <w:bCs/>
+          <w:sz w:val="28"/>
+          <w:szCs w:val="28"/>
+        </w:rPr>
+        <w:t>1.4-TC-04</w:t>
+      </w:r>
+      <w:r>
+        <w:rPr>
+          <w:sz w:val="28"/>
+          <w:szCs w:val="28"/>
+        </w:rPr>
+        <w:br/>
+        <w:t>Test that submitting valid credentials successfully logs in user</w:t>
+      </w:r>
+      <w:r>
+        <w:rPr>
+          <w:sz w:val="28"/>
+          <w:szCs w:val="28"/>
+        </w:rPr>
+        <w:br/>
+        <w:t>Validates authentication success path</w:t>
+      </w:r>
+      <w:r>
+        <w:rPr>
+          <w:sz w:val="28"/>
+          <w:szCs w:val="28"/>
+        </w:rPr>
+        <w:br/>
+      </w:r>
+      <w:r>
+        <w:rPr>
+          <w:b/>
+          <w:bCs/>
+          <w:sz w:val="28"/>
+          <w:szCs w:val="28"/>
+        </w:rPr>
+        <w:t>Size:</w:t>
+      </w:r>
+      <w:r>
+        <w:rPr>
+          <w:sz w:val="28"/>
+          <w:szCs w:val="28"/>
+        </w:rPr>
+        <w:t xml:space="preserve"> M</w:t>
+      </w:r>
+    </w:p>
+    <w:p>
+      <w:pPr>
+        <w:ind w:left="720"/>
+        <w:rPr>
+          <w:sz w:val="28"/>
+          <w:szCs w:val="28"/>
+        </w:rPr>
+      </w:pPr>
+      <w:r>
+        <w:rPr>
+          <w:b/>
+          <w:bCs/>
+          <w:sz w:val="28"/>
+          <w:szCs w:val="28"/>
+        </w:rPr>
+        <w:lastRenderedPageBreak/>
+        <w:t>1.4-TC-05</w:t>
+      </w:r>
+      <w:r>
+        <w:rPr>
+          <w:sz w:val="28"/>
+          <w:szCs w:val="28"/>
+        </w:rPr>
+        <w:br/>
+        <w:t>Test that user logging in from Rent flow is redirected to Renter Filter screen</w:t>
+      </w:r>
+      <w:r>
+        <w:rPr>
+          <w:sz w:val="28"/>
+          <w:szCs w:val="28"/>
+        </w:rPr>
+        <w:br/>
+        <w:t>Validates entry-intent routing</w:t>
+      </w:r>
+      <w:r>
+        <w:rPr>
+          <w:sz w:val="28"/>
+          <w:szCs w:val="28"/>
+        </w:rPr>
+        <w:br/>
+      </w:r>
+      <w:r>
+        <w:rPr>
+          <w:b/>
+          <w:bCs/>
+          <w:sz w:val="28"/>
+          <w:szCs w:val="28"/>
+        </w:rPr>
+        <w:t>Size:</w:t>
+      </w:r>
+      <w:r>
+        <w:rPr>
+          <w:sz w:val="28"/>
+          <w:szCs w:val="28"/>
+        </w:rPr>
+        <w:t xml:space="preserve"> L</w:t>
+      </w:r>
+    </w:p>
+    <w:p>
+      <w:pPr>
+        <w:ind w:left="720"/>
+        <w:rPr>
+          <w:sz w:val="28"/>
+          <w:szCs w:val="28"/>
+        </w:rPr>
+      </w:pPr>
+      <w:r>
+        <w:rPr>
+          <w:b/>
+          <w:bCs/>
+          <w:sz w:val="28"/>
+          <w:szCs w:val="28"/>
+        </w:rPr>
+        <w:t>1.4-TC-06</w:t>
+      </w:r>
+      <w:r>
+        <w:rPr>
+          <w:sz w:val="28"/>
+          <w:szCs w:val="28"/>
+        </w:rPr>
+        <w:br/>
+        <w:t>Test that My Rides tab is selected after successful Rent login</w:t>
+      </w:r>
+      <w:r>
+        <w:rPr>
+          <w:sz w:val="28"/>
+          <w:szCs w:val="28"/>
+        </w:rPr>
+        <w:br/>
+        <w:t>Validates bottom navigation state</w:t>
+      </w:r>
+      <w:r>
+        <w:rPr>
+          <w:sz w:val="28"/>
+          <w:szCs w:val="28"/>
+        </w:rPr>
+        <w:br/>
+      </w:r>
+      <w:r>
+        <w:rPr>
+          <w:b/>
+          <w:bCs/>
+          <w:sz w:val="28"/>
+          <w:szCs w:val="28"/>
+        </w:rPr>
+        <w:t>Size:</w:t>
+      </w:r>
+      <w:r>
+        <w:rPr>
+          <w:sz w:val="28"/>
+          <w:szCs w:val="28"/>
+        </w:rPr>
+        <w:t xml:space="preserve"> M</w:t>
+      </w:r>
+    </w:p>
+    <w:p>
+      <w:pPr>
+        <w:ind w:left="720"/>
+        <w:rPr>
+          <w:sz w:val="28"/>
+          <w:szCs w:val="28"/>
+        </w:rPr>
+      </w:pPr>
+      <w:r>
+        <w:rPr>
+          <w:b/>
+          <w:bCs/>
+          <w:sz w:val="28"/>
+          <w:szCs w:val="28"/>
+        </w:rPr>
+        <w:t>1.4-TC-07</w:t>
+      </w:r>
+      <w:r>
+        <w:rPr>
+          <w:sz w:val="28"/>
+          <w:szCs w:val="28"/>
+        </w:rPr>
+        <w:br/>
+        <w:t>Test that welcome message is displayed after successful login</w:t>
+      </w:r>
+      <w:r>
+        <w:rPr>
+          <w:sz w:val="28"/>
+          <w:szCs w:val="28"/>
+        </w:rPr>
+        <w:br/>
+        <w:t>Validates logged-in UI feedback</w:t>
+      </w:r>
+      <w:r>
+        <w:rPr>
+          <w:sz w:val="28"/>
+          <w:szCs w:val="28"/>
+        </w:rPr>
+        <w:br/>
+      </w:r>
+      <w:r>
+        <w:rPr>
+          <w:b/>
+          <w:bCs/>
+          <w:sz w:val="28"/>
+          <w:szCs w:val="28"/>
+        </w:rPr>
+        <w:t>Size:</w:t>
+      </w:r>
+      <w:r>
+        <w:rPr>
+          <w:sz w:val="28"/>
+          <w:szCs w:val="28"/>
+        </w:rPr>
+        <w:t xml:space="preserve"> S</w:t>
+      </w:r>
+    </w:p>
+    <w:p>
+      <w:pPr>
+        <w:ind w:left="720"/>
+        <w:rPr>
+          <w:sz w:val="28"/>
+          <w:szCs w:val="28"/>
+        </w:rPr>
+      </w:pPr>
+      <w:r>
+        <w:rPr>
+          <w:b/>
+          <w:bCs/>
+          <w:sz w:val="28"/>
+          <w:szCs w:val="28"/>
+        </w:rPr>
+        <w:t>1.4-TC-08</w:t>
+      </w:r>
+      <w:r>
+        <w:rPr>
+          <w:sz w:val="28"/>
+          <w:szCs w:val="28"/>
+        </w:rPr>
+        <w:br/>
+        <w:t>Test that user logging in from List flow is redirected to Owner Bikes screen</w:t>
+      </w:r>
+      <w:r>
+        <w:rPr>
+          <w:sz w:val="28"/>
+          <w:szCs w:val="28"/>
+        </w:rPr>
+        <w:br/>
+        <w:t>Validates owner routing logic</w:t>
+      </w:r>
+      <w:r>
+        <w:rPr>
+          <w:sz w:val="28"/>
+          <w:szCs w:val="28"/>
+        </w:rPr>
+        <w:br/>
+      </w:r>
+      <w:r>
+        <w:rPr>
+          <w:b/>
+          <w:bCs/>
+          <w:sz w:val="28"/>
+          <w:szCs w:val="28"/>
+        </w:rPr>
+        <w:t>Size:</w:t>
+      </w:r>
+      <w:r>
+        <w:rPr>
+          <w:sz w:val="28"/>
+          <w:szCs w:val="28"/>
+        </w:rPr>
+        <w:t xml:space="preserve"> L</w:t>
+      </w:r>
+    </w:p>
+    <w:p>
+      <w:pPr>
+        <w:ind w:left="720"/>
+        <w:rPr>
+          <w:sz w:val="28"/>
+          <w:szCs w:val="28"/>
+        </w:rPr>
+      </w:pPr>
+      <w:r>
+        <w:rPr>
+          <w:b/>
+          <w:bCs/>
+          <w:sz w:val="28"/>
+          <w:szCs w:val="28"/>
+        </w:rPr>
+        <w:t>1.4-TC-09</w:t>
+      </w:r>
+      <w:r>
+        <w:rPr>
+          <w:sz w:val="28"/>
+          <w:szCs w:val="28"/>
+        </w:rPr>
+        <w:br/>
+        <w:t>Test that My Bikes tab is selected after successful List login</w:t>
+      </w:r>
+      <w:r>
+        <w:rPr>
+          <w:sz w:val="28"/>
+          <w:szCs w:val="28"/>
+        </w:rPr>
+        <w:br/>
+        <w:t>Validates bottom navigation state</w:t>
+      </w:r>
+      <w:r>
+        <w:rPr>
+          <w:sz w:val="28"/>
+          <w:szCs w:val="28"/>
+        </w:rPr>
+        <w:br/>
+      </w:r>
+      <w:r>
+        <w:rPr>
+          <w:b/>
+          <w:bCs/>
+          <w:sz w:val="28"/>
+          <w:szCs w:val="28"/>
+        </w:rPr>
+        <w:t>Size:</w:t>
+      </w:r>
+      <w:r>
+        <w:rPr>
+          <w:sz w:val="28"/>
+          <w:szCs w:val="28"/>
+        </w:rPr>
+        <w:t xml:space="preserve"> M</w:t>
+      </w:r>
+    </w:p>
+    <w:p>
+      <w:pPr>
+        <w:ind w:left="720"/>
+        <w:rPr>
+          <w:sz w:val="28"/>
+          <w:szCs w:val="28"/>
+        </w:rPr>
+      </w:pPr>
+      <w:r>
+        <w:rPr>
+          <w:b/>
+          <w:bCs/>
+          <w:sz w:val="28"/>
+          <w:szCs w:val="28"/>
+        </w:rPr>
+        <w:t>1.4-TC-10</w:t>
+      </w:r>
+      <w:r>
+        <w:rPr>
+          <w:sz w:val="28"/>
+          <w:szCs w:val="28"/>
+        </w:rPr>
+        <w:br/>
+        <w:t>Test that invalid login credentials display an error message</w:t>
+      </w:r>
+      <w:r>
+        <w:rPr>
+          <w:sz w:val="28"/>
+          <w:szCs w:val="28"/>
+        </w:rPr>
+        <w:br/>
+        <w:t>Validates error handling</w:t>
+      </w:r>
+      <w:r>
+        <w:rPr>
+          <w:sz w:val="28"/>
+          <w:szCs w:val="28"/>
+        </w:rPr>
+        <w:br/>
+      </w:r>
+      <w:r>
+        <w:rPr>
+          <w:b/>
+          <w:bCs/>
+          <w:sz w:val="28"/>
+          <w:szCs w:val="28"/>
+        </w:rPr>
+        <w:t>Size:</w:t>
+      </w:r>
+      <w:r>
+        <w:rPr>
+          <w:sz w:val="28"/>
+          <w:szCs w:val="28"/>
+        </w:rPr>
+        <w:t xml:space="preserve"> S</w:t>
+      </w:r>
+    </w:p>
+    <w:p>
+      <w:pPr>
+        <w:ind w:left="720"/>
+        <w:rPr>
+          <w:sz w:val="28"/>
+          <w:szCs w:val="28"/>
+        </w:rPr>
+      </w:pPr>
+      <w:r>
+        <w:rPr>
+          <w:sz w:val="28"/>
+          <w:szCs w:val="28"/>
+        </w:rPr>
+        <w:pict w14:anchorId="15DEE5F6">
+          <v:rect id="_x0000_i1100" style="width:0;height:1.5pt" o:hralign="center" o:hrstd="t" o:hr="t" fillcolor="#a0a0a0" stroked="f"/>
+        </w:pict>
+      </w:r>
+    </w:p>
+    <w:p>
+      <w:pPr>
+        <w:ind w:left="720"/>
+        <w:rPr>
+          <w:b/>
+          <w:bCs/>
+          <w:sz w:val="28"/>
+          <w:szCs w:val="28"/>
+        </w:rPr>
+      </w:pPr>
+      <w:r>
+        <w:rPr>
+          <w:rFonts w:ascii="Segoe UI Emoji" w:hAnsi="Segoe UI Emoji" w:cs="Segoe UI Emoji"/>
+          <w:b/>
+          <w:bCs/>
+          <w:sz w:val="28"/>
+          <w:szCs w:val="28"/>
+        </w:rPr>
+        <w:t>🔖</w:t>
+      </w:r>
+      <w:r>
+        <w:rPr>
+          <w:b/>
+          <w:bCs/>
+          <w:sz w:val="28"/>
+          <w:szCs w:val="28"/>
+        </w:rPr>
+        <w:t xml:space="preserve"> USER STORY 1.5 — Rent Button (Logged In)</w:t>
+      </w:r>
+    </w:p>
+    <w:p>
+      <w:pPr>
+        <w:ind w:left="720"/>
+        <w:rPr>
+          <w:b/>
+          <w:bCs/>
+          <w:sz w:val="28"/>
+          <w:szCs w:val="28"/>
+        </w:rPr>
+      </w:pPr>
+      <w:r>
+        <w:rPr>
+          <w:b/>
+          <w:bCs/>
+          <w:sz w:val="28"/>
+          <w:szCs w:val="28"/>
+        </w:rPr>
+        <w:t>Acceptance Criteria</w:t>
+      </w:r>
+    </w:p>
+    <w:p>
+      <w:pPr>
+        <w:ind w:left="720"/>
+        <w:rPr>
+          <w:sz w:val="28"/>
+          <w:szCs w:val="28"/>
+        </w:rPr>
+      </w:pPr>
+      <w:r>
+        <w:rPr>
+          <w:sz w:val="28"/>
+          <w:szCs w:val="28"/>
+        </w:rPr>
+        <w:t>Logged-in user → Renter Filter</w:t>
+      </w:r>
+    </w:p>
+    <w:p>
+      <w:pPr>
+        <w:ind w:left="720"/>
+        <w:rPr>
+          <w:b/>
+          <w:bCs/>
+          <w:sz w:val="28"/>
+          <w:szCs w:val="28"/>
+        </w:rPr>
+      </w:pPr>
+      <w:r>
+        <w:rPr>
+          <w:b/>
+          <w:bCs/>
+          <w:sz w:val="28"/>
+          <w:szCs w:val="28"/>
+        </w:rPr>
+        <w:t>Test Tasks</w:t>
+      </w:r>
+    </w:p>
+    <w:p>
+      <w:pPr>
+        <w:ind w:left="720"/>
+        <w:rPr>
+          <w:sz w:val="28"/>
+          <w:szCs w:val="28"/>
+        </w:rPr>
+      </w:pPr>
+      <w:r>
+        <w:rPr>
+          <w:b/>
+          <w:bCs/>
+          <w:sz w:val="28"/>
+          <w:szCs w:val="28"/>
+        </w:rPr>
+        <w:t>1.5-TC-01</w:t>
+      </w:r>
+      <w:r>
+        <w:rPr>
+          <w:sz w:val="28"/>
+          <w:szCs w:val="28"/>
+        </w:rPr>
+        <w:br/>
+        <w:t xml:space="preserve">Test that logged-in user pressing Rent button navigates to Renter Filter </w:t>
+      </w:r>
+      <w:r>
+        <w:rPr>
+          <w:sz w:val="28"/>
+          <w:szCs w:val="28"/>
+        </w:rPr>
+        <w:lastRenderedPageBreak/>
+        <w:t>screen</w:t>
+      </w:r>
+      <w:r>
+        <w:rPr>
+          <w:sz w:val="28"/>
+          <w:szCs w:val="28"/>
+        </w:rPr>
+        <w:br/>
+        <w:t>Validates protected navigation</w:t>
+      </w:r>
+      <w:r>
+        <w:rPr>
+          <w:sz w:val="28"/>
+          <w:szCs w:val="28"/>
+        </w:rPr>
+        <w:br/>
+      </w:r>
+      <w:r>
+        <w:rPr>
+          <w:b/>
+          <w:bCs/>
+          <w:sz w:val="28"/>
+          <w:szCs w:val="28"/>
+        </w:rPr>
+        <w:t>Size:</w:t>
+      </w:r>
+      <w:r>
+        <w:rPr>
+          <w:sz w:val="28"/>
+          <w:szCs w:val="28"/>
+        </w:rPr>
+        <w:t xml:space="preserve"> S</w:t>
+      </w:r>
+    </w:p>
+    <w:p>
+      <w:pPr>
+        <w:ind w:left="720"/>
+        <w:rPr>
+          <w:sz w:val="28"/>
+          <w:szCs w:val="28"/>
+        </w:rPr>
+      </w:pPr>
+      <w:r>
+        <w:rPr>
+          <w:b/>
+          <w:bCs/>
+          <w:sz w:val="28"/>
+          <w:szCs w:val="28"/>
+        </w:rPr>
+        <w:t>1.5-TC-02</w:t>
+      </w:r>
+      <w:r>
+        <w:rPr>
+          <w:sz w:val="28"/>
+          <w:szCs w:val="28"/>
+        </w:rPr>
+        <w:br/>
+        <w:t>Test that welcome message is shown on Renter Filter screen</w:t>
+      </w:r>
+      <w:r>
+        <w:rPr>
+          <w:sz w:val="28"/>
+          <w:szCs w:val="28"/>
+        </w:rPr>
+        <w:br/>
+        <w:t>Validates personalized UI</w:t>
+      </w:r>
+      <w:r>
+        <w:rPr>
+          <w:sz w:val="28"/>
+          <w:szCs w:val="28"/>
+        </w:rPr>
+        <w:br/>
+      </w:r>
+      <w:r>
+        <w:rPr>
+          <w:b/>
+          <w:bCs/>
+          <w:sz w:val="28"/>
+          <w:szCs w:val="28"/>
+        </w:rPr>
+        <w:t>Size:</w:t>
+      </w:r>
+      <w:r>
+        <w:rPr>
+          <w:sz w:val="28"/>
+          <w:szCs w:val="28"/>
+        </w:rPr>
+        <w:t xml:space="preserve"> XS</w:t>
+      </w:r>
+    </w:p>
+    <w:p>
+      <w:pPr>
+        <w:ind w:left="720"/>
+        <w:rPr>
+          <w:sz w:val="28"/>
+          <w:szCs w:val="28"/>
+        </w:rPr>
+      </w:pPr>
+      <w:r>
+        <w:rPr>
+          <w:sz w:val="28"/>
+          <w:szCs w:val="28"/>
+        </w:rPr>
+        <w:pict w14:anchorId="2328BBDA">
+          <v:rect id="_x0000_i1101" style="width:0;height:1.5pt" o:hralign="center" o:hrstd="t" o:hr="t" fillcolor="#a0a0a0" stroked="f"/>
+        </w:pict>
+      </w:r>
+    </w:p>
+    <w:p>
+      <w:pPr>
+        <w:ind w:left="720"/>
+        <w:rPr>
+          <w:b/>
+          <w:bCs/>
+          <w:sz w:val="28"/>
+          <w:szCs w:val="28"/>
+        </w:rPr>
+      </w:pPr>
+      <w:r>
+        <w:rPr>
+          <w:rFonts w:ascii="Segoe UI Emoji" w:hAnsi="Segoe UI Emoji" w:cs="Segoe UI Emoji"/>
+          <w:b/>
+          <w:bCs/>
+          <w:sz w:val="28"/>
+          <w:szCs w:val="28"/>
+        </w:rPr>
+        <w:t>🔖</w:t>
+      </w:r>
+      <w:r>
+        <w:rPr>
+          <w:b/>
+          <w:bCs/>
+          <w:sz w:val="28"/>
+          <w:szCs w:val="28"/>
+        </w:rPr>
+        <w:t xml:space="preserve"> USER STORY 1.6 — List Button (Logged In)</w:t>
+      </w:r>
+    </w:p>
+    <w:p>
+      <w:pPr>
+        <w:ind w:left="720"/>
+        <w:rPr>
+          <w:b/>
+          <w:bCs/>
+          <w:sz w:val="28"/>
+          <w:szCs w:val="28"/>
+        </w:rPr>
+      </w:pPr>
+      <w:r>
+        <w:rPr>
+          <w:b/>
+          <w:bCs/>
+          <w:sz w:val="28"/>
+          <w:szCs w:val="28"/>
+        </w:rPr>
+        <w:t>Acceptance Criteria</w:t>
+      </w:r>
+    </w:p>
+    <w:p>
+      <w:pPr>
+        <w:ind w:left="720"/>
+        <w:rPr>
+          <w:sz w:val="28"/>
+          <w:szCs w:val="28"/>
+        </w:rPr>
+      </w:pPr>
+      <w:r>
+        <w:rPr>
+          <w:sz w:val="28"/>
+          <w:szCs w:val="28"/>
+        </w:rPr>
+        <w:t>Logged-in user → Owner Bikes</w:t>
+      </w:r>
+    </w:p>
+    <w:p>
+      <w:pPr>
+        <w:ind w:left="720"/>
+        <w:rPr>
+          <w:b/>
+          <w:bCs/>
+          <w:sz w:val="28"/>
+          <w:szCs w:val="28"/>
+        </w:rPr>
+      </w:pPr>
+      <w:r>
+        <w:rPr>
+          <w:b/>
+          <w:bCs/>
+          <w:sz w:val="28"/>
+          <w:szCs w:val="28"/>
+        </w:rPr>
+        <w:t>Test Tasks</w:t>
+      </w:r>
+    </w:p>
+    <w:p>
+      <w:pPr>
+        <w:ind w:left="720"/>
+        <w:rPr>
+          <w:sz w:val="28"/>
+          <w:szCs w:val="28"/>
+        </w:rPr>
+      </w:pPr>
+      <w:r>
+        <w:rPr>
+          <w:b/>
+          <w:bCs/>
+          <w:sz w:val="28"/>
+          <w:szCs w:val="28"/>
+        </w:rPr>
+        <w:t>1.6-TC-01</w:t>
+      </w:r>
+      <w:r>
+        <w:rPr>
+          <w:sz w:val="28"/>
+          <w:szCs w:val="28"/>
+        </w:rPr>
+        <w:br/>
+        <w:t>Test that logged-in user pressing List button navigates to Owner Bikes screen</w:t>
+      </w:r>
+      <w:r>
+        <w:rPr>
+          <w:sz w:val="28"/>
+          <w:szCs w:val="28"/>
+        </w:rPr>
+        <w:br/>
+        <w:t>Validates protected navigation</w:t>
+      </w:r>
+      <w:r>
+        <w:rPr>
+          <w:sz w:val="28"/>
+          <w:szCs w:val="28"/>
+        </w:rPr>
+        <w:br/>
+      </w:r>
+      <w:r>
+        <w:rPr>
+          <w:b/>
+          <w:bCs/>
+          <w:sz w:val="28"/>
+          <w:szCs w:val="28"/>
+        </w:rPr>
+        <w:t>Size:</w:t>
+      </w:r>
+      <w:r>
+        <w:rPr>
+          <w:sz w:val="28"/>
+          <w:szCs w:val="28"/>
+        </w:rPr>
+        <w:t xml:space="preserve"> S</w:t>
+      </w:r>
+    </w:p>
+    <w:p>
+      <w:pPr>
+        <w:ind w:left="720"/>
+        <w:rPr>
+          <w:sz w:val="28"/>
+          <w:szCs w:val="28"/>
+        </w:rPr>
+      </w:pPr>
+      <w:r>
+        <w:rPr>
+          <w:b/>
+          <w:bCs/>
+          <w:sz w:val="28"/>
+          <w:szCs w:val="28"/>
+        </w:rPr>
+        <w:t>1.6-TC-02</w:t>
+      </w:r>
+      <w:r>
+        <w:rPr>
+          <w:sz w:val="28"/>
+          <w:szCs w:val="28"/>
+        </w:rPr>
+        <w:br/>
+        <w:t>Test that welcome message is shown on Owner Bikes screen</w:t>
+      </w:r>
+      <w:r>
+        <w:rPr>
+          <w:sz w:val="28"/>
+          <w:szCs w:val="28"/>
+        </w:rPr>
+        <w:br/>
+        <w:t>Validates personalized UI</w:t>
+      </w:r>
+      <w:r>
+        <w:rPr>
+          <w:sz w:val="28"/>
+          <w:szCs w:val="28"/>
+        </w:rPr>
+        <w:br/>
+      </w:r>
+      <w:r>
+        <w:rPr>
+          <w:b/>
+          <w:bCs/>
+          <w:sz w:val="28"/>
+          <w:szCs w:val="28"/>
+        </w:rPr>
+        <w:t>Size:</w:t>
+      </w:r>
+      <w:r>
+        <w:rPr>
+          <w:sz w:val="28"/>
+          <w:szCs w:val="28"/>
+        </w:rPr>
+        <w:t xml:space="preserve"> XS</w:t>
+      </w:r>
+    </w:p>
+    <w:p>
+      <w:pPr>
+        <w:ind w:left="720"/>
+        <w:rPr>
+          <w:sz w:val="28"/>
+          <w:szCs w:val="28"/>
+        </w:rPr>
+      </w:pPr>
+      <w:r>
+        <w:rPr>
+          <w:sz w:val="28"/>
+          <w:szCs w:val="28"/>
+        </w:rPr>
+        <w:pict w14:anchorId="6CBB577C">
+          <v:rect id="_x0000_i1102" style="width:0;height:1.5pt" o:hralign="center" o:hrstd="t" o:hr="t" fillcolor="#a0a0a0" stroked="f"/>
+        </w:pict>
+      </w:r>
+    </w:p>
+    <w:p>
+      <w:pPr>
+        <w:ind w:left="720"/>
+        <w:rPr>
+          <w:b/>
+          <w:bCs/>
+          <w:sz w:val="28"/>
+          <w:szCs w:val="28"/>
+        </w:rPr>
+      </w:pPr>
+      <w:r>
+        <w:rPr>
+          <w:rFonts w:ascii="Segoe UI Emoji" w:hAnsi="Segoe UI Emoji" w:cs="Segoe UI Emoji"/>
+          <w:b/>
+          <w:bCs/>
+          <w:sz w:val="28"/>
+          <w:szCs w:val="28"/>
+        </w:rPr>
+        <w:t>🔖</w:t>
+      </w:r>
+      <w:r>
+        <w:rPr>
+          <w:b/>
+          <w:bCs/>
+          <w:sz w:val="28"/>
+          <w:szCs w:val="28"/>
+        </w:rPr>
+        <w:t xml:space="preserve"> USER STORY 1.7 — Explore (Guest &amp; Logged-in)</w:t>
+      </w:r>
+    </w:p>
+    <w:p>
+      <w:pPr>
+        <w:ind w:left="720"/>
+        <w:rPr>
+          <w:b/>
+          <w:bCs/>
+          <w:sz w:val="28"/>
+          <w:szCs w:val="28"/>
+        </w:rPr>
+      </w:pPr>
+      <w:r>
+        <w:rPr>
+          <w:b/>
+          <w:bCs/>
+          <w:sz w:val="28"/>
+          <w:szCs w:val="28"/>
+        </w:rPr>
+        <w:t>Acceptance Criteria</w:t>
+      </w:r>
+    </w:p>
+    <w:p>
+      <w:pPr>
+        <w:ind w:left="720"/>
+        <w:rPr>
+          <w:sz w:val="28"/>
+          <w:szCs w:val="28"/>
+        </w:rPr>
+      </w:pPr>
+      <w:r>
+        <w:rPr>
+          <w:sz w:val="28"/>
+          <w:szCs w:val="28"/>
+        </w:rPr>
+        <w:t>Explore accessible to all users</w:t>
+      </w:r>
+    </w:p>
+    <w:p>
+      <w:pPr>
+        <w:ind w:left="720"/>
+        <w:rPr>
+          <w:b/>
+          <w:bCs/>
+          <w:sz w:val="28"/>
+          <w:szCs w:val="28"/>
+        </w:rPr>
+      </w:pPr>
+      <w:r>
+        <w:rPr>
+          <w:b/>
+          <w:bCs/>
+          <w:sz w:val="28"/>
+          <w:szCs w:val="28"/>
+        </w:rPr>
+        <w:t>Test Tasks</w:t>
+      </w:r>
+    </w:p>
+    <w:p>
+      <w:pPr>
+        <w:ind w:left="720"/>
+        <w:rPr>
+          <w:sz w:val="28"/>
+          <w:szCs w:val="28"/>
+        </w:rPr>
+      </w:pPr>
+      <w:r>
+        <w:rPr>
+          <w:b/>
+          <w:bCs/>
+          <w:sz w:val="28"/>
+          <w:szCs w:val="28"/>
+        </w:rPr>
+        <w:t>1.7-TC-01</w:t>
+      </w:r>
+      <w:r>
+        <w:rPr>
+          <w:sz w:val="28"/>
+          <w:szCs w:val="28"/>
+        </w:rPr>
+        <w:br/>
+        <w:t>Test that guest user can access Explore screen</w:t>
+      </w:r>
+      <w:r>
+        <w:rPr>
+          <w:sz w:val="28"/>
+          <w:szCs w:val="28"/>
+        </w:rPr>
+        <w:br/>
+        <w:t>Validates public access</w:t>
+      </w:r>
+      <w:r>
+        <w:rPr>
+          <w:sz w:val="28"/>
+          <w:szCs w:val="28"/>
+        </w:rPr>
+        <w:br/>
+      </w:r>
+      <w:r>
+        <w:rPr>
+          <w:b/>
+          <w:bCs/>
+          <w:sz w:val="28"/>
+          <w:szCs w:val="28"/>
+        </w:rPr>
+        <w:t>Size:</w:t>
+      </w:r>
+      <w:r>
+        <w:rPr>
+          <w:sz w:val="28"/>
+          <w:szCs w:val="28"/>
+        </w:rPr>
+        <w:t xml:space="preserve"> S</w:t>
+      </w:r>
+    </w:p>
+    <w:p>
+      <w:pPr>
+        <w:ind w:left="720"/>
+        <w:rPr>
+          <w:sz w:val="28"/>
+          <w:szCs w:val="28"/>
+        </w:rPr>
+      </w:pPr>
+      <w:r>
+        <w:rPr>
+          <w:b/>
+          <w:bCs/>
+          <w:sz w:val="28"/>
+          <w:szCs w:val="28"/>
+        </w:rPr>
+        <w:lastRenderedPageBreak/>
+        <w:t>1.7-TC-02</w:t>
+      </w:r>
+      <w:r>
+        <w:rPr>
+          <w:sz w:val="28"/>
+          <w:szCs w:val="28"/>
+        </w:rPr>
+        <w:br/>
+        <w:t>Test that logged-in user can access Explore screen</w:t>
+      </w:r>
+      <w:r>
+        <w:rPr>
+          <w:sz w:val="28"/>
+          <w:szCs w:val="28"/>
+        </w:rPr>
+        <w:br/>
+        <w:t>Validates shared access</w:t>
+      </w:r>
+      <w:r>
+        <w:rPr>
+          <w:sz w:val="28"/>
+          <w:szCs w:val="28"/>
+        </w:rPr>
+        <w:br/>
+      </w:r>
+      <w:r>
+        <w:rPr>
+          <w:b/>
+          <w:bCs/>
+          <w:sz w:val="28"/>
+          <w:szCs w:val="28"/>
+        </w:rPr>
+        <w:t>Size:</w:t>
+      </w:r>
+      <w:r>
+        <w:rPr>
+          <w:sz w:val="28"/>
+          <w:szCs w:val="28"/>
+        </w:rPr>
+        <w:t xml:space="preserve"> S</w:t>
+      </w:r>
+    </w:p>
+    <w:p>
+      <w:pPr>
+        <w:ind w:left="720"/>
+        <w:rPr>
+          <w:sz w:val="28"/>
+          <w:szCs w:val="28"/>
+        </w:rPr>
+      </w:pPr>
+      <w:r>
+        <w:rPr>
+          <w:b/>
+          <w:bCs/>
+          <w:sz w:val="28"/>
+          <w:szCs w:val="28"/>
+        </w:rPr>
+        <w:t>1.7-TC-03</w:t>
+      </w:r>
+      <w:r>
+        <w:rPr>
+          <w:sz w:val="28"/>
+          <w:szCs w:val="28"/>
+        </w:rPr>
+        <w:br/>
+        <w:t>Test that Explore tab is highlighted when active</w:t>
+      </w:r>
+      <w:r>
+        <w:rPr>
+          <w:sz w:val="28"/>
+          <w:szCs w:val="28"/>
+        </w:rPr>
+        <w:br/>
+        <w:t>Validates navigation state</w:t>
+      </w:r>
+      <w:r>
+        <w:rPr>
+          <w:sz w:val="28"/>
+          <w:szCs w:val="28"/>
+        </w:rPr>
+        <w:br/>
+      </w:r>
+      <w:r>
+        <w:rPr>
+          <w:b/>
+          <w:bCs/>
+          <w:sz w:val="28"/>
+          <w:szCs w:val="28"/>
+        </w:rPr>
+        <w:t>Size:</w:t>
+      </w:r>
+      <w:r>
+        <w:rPr>
+          <w:sz w:val="28"/>
+          <w:szCs w:val="28"/>
+        </w:rPr>
+        <w:t xml:space="preserve"> XS</w:t>
+      </w:r>
+    </w:p>
+    <w:p>
+      <w:pPr>
+        <w:ind w:left="720"/>
+        <w:rPr>
+          <w:sz w:val="28"/>
+          <w:szCs w:val="28"/>
+        </w:rPr>
+      </w:pPr>
+      <w:r>
+        <w:rPr>
+          <w:sz w:val="28"/>
+          <w:szCs w:val="28"/>
+        </w:rPr>
+        <w:pict w14:anchorId="6A182036">
+          <v:rect id="_x0000_i1103" style="width:0;height:1.5pt" o:hralign="center" o:hrstd="t" o:hr="t" fillcolor="#a0a0a0" stroked="f"/>
+        </w:pict>
+      </w:r>
+    </w:p>
+    <w:p>
+      <w:pPr>
+        <w:ind w:left="720"/>
+        <w:rPr>
+          <w:b/>
+          <w:bCs/>
+          <w:sz w:val="28"/>
+          <w:szCs w:val="28"/>
+        </w:rPr>
+      </w:pPr>
+      <w:r>
+        <w:rPr>
+          <w:rFonts w:ascii="Segoe UI Emoji" w:hAnsi="Segoe UI Emoji" w:cs="Segoe UI Emoji"/>
+          <w:b/>
+          <w:bCs/>
+          <w:sz w:val="28"/>
+          <w:szCs w:val="28"/>
+        </w:rPr>
+        <w:t>🔖</w:t>
+      </w:r>
+      <w:r>
+        <w:rPr>
+          <w:b/>
+          <w:bCs/>
+          <w:sz w:val="28"/>
+          <w:szCs w:val="28"/>
+        </w:rPr>
+        <w:t xml:space="preserve"> USER STORY 1.8 — Protected Tabs (Guest)</w:t>
+      </w:r>
+    </w:p>
+    <w:p>
+      <w:pPr>
+        <w:ind w:left="720"/>
+        <w:rPr>
+          <w:b/>
+          <w:bCs/>
+          <w:sz w:val="28"/>
+          <w:szCs w:val="28"/>
+        </w:rPr>
+      </w:pPr>
+      <w:r>
+        <w:rPr>
+          <w:b/>
+          <w:bCs/>
+          <w:sz w:val="28"/>
+          <w:szCs w:val="28"/>
+        </w:rPr>
+        <w:t>Acceptance Criteria</w:t>
+      </w:r>
+    </w:p>
+    <w:p>
+      <w:pPr>
+        <w:ind w:left="720"/>
+        <w:rPr>
+          <w:sz w:val="28"/>
+          <w:szCs w:val="28"/>
+        </w:rPr>
+      </w:pPr>
+      <w:r>
+        <w:rPr>
+          <w:sz w:val="28"/>
+          <w:szCs w:val="28"/>
+        </w:rPr>
+        <w:t>Guest accessing protected tabs → Sign In</w:t>
+      </w:r>
+    </w:p>
+    <w:p>
+      <w:pPr>
+        <w:ind w:left="720"/>
+        <w:rPr>
+          <w:b/>
+          <w:bCs/>
+          <w:sz w:val="28"/>
+          <w:szCs w:val="28"/>
+        </w:rPr>
+      </w:pPr>
+      <w:r>
+        <w:rPr>
+          <w:b/>
+          <w:bCs/>
+          <w:sz w:val="28"/>
+          <w:szCs w:val="28"/>
+        </w:rPr>
+        <w:t>Test Tasks</w:t>
+      </w:r>
+    </w:p>
+    <w:p>
+      <w:pPr>
+        <w:ind w:left="720"/>
+        <w:rPr>
+          <w:sz w:val="28"/>
+          <w:szCs w:val="28"/>
+        </w:rPr>
+      </w:pPr>
+      <w:r>
+        <w:rPr>
+          <w:b/>
+          <w:bCs/>
+          <w:sz w:val="28"/>
+          <w:szCs w:val="28"/>
+        </w:rPr>
+        <w:t>1.8-TC-01</w:t>
+      </w:r>
+      <w:r>
+        <w:rPr>
+          <w:sz w:val="28"/>
+          <w:szCs w:val="28"/>
+        </w:rPr>
+        <w:br/>
+        <w:t>Test that guest user pressing My Rides tab is redirected to Sign In</w:t>
+      </w:r>
+      <w:r>
+        <w:rPr>
+          <w:sz w:val="28"/>
+          <w:szCs w:val="28"/>
+        </w:rPr>
+        <w:br/>
+        <w:t>Validates auth guard</w:t>
+      </w:r>
+      <w:r>
+        <w:rPr>
+          <w:sz w:val="28"/>
+          <w:szCs w:val="28"/>
+        </w:rPr>
+        <w:br/>
+      </w:r>
+      <w:r>
+        <w:rPr>
+          <w:b/>
+          <w:bCs/>
+          <w:sz w:val="28"/>
+          <w:szCs w:val="28"/>
+        </w:rPr>
+        <w:t>Size:</w:t>
+      </w:r>
+      <w:r>
+        <w:rPr>
+          <w:sz w:val="28"/>
+          <w:szCs w:val="28"/>
+        </w:rPr>
+        <w:t xml:space="preserve"> M</w:t>
+      </w:r>
+    </w:p>
+    <w:p>
+      <w:pPr>
+        <w:ind w:left="720"/>
+        <w:rPr>
+          <w:sz w:val="28"/>
+          <w:szCs w:val="28"/>
+        </w:rPr>
+      </w:pPr>
+      <w:r>
+        <w:rPr>
+          <w:b/>
+          <w:bCs/>
+          <w:sz w:val="28"/>
+          <w:szCs w:val="28"/>
+        </w:rPr>
+        <w:t>1.8-TC-02</w:t>
+      </w:r>
+      <w:r>
+        <w:rPr>
+          <w:sz w:val="28"/>
+          <w:szCs w:val="28"/>
+        </w:rPr>
+        <w:br/>
+        <w:t>Test that guest user pressing My Bikes tab is redirected to Sign In</w:t>
+      </w:r>
+      <w:r>
+        <w:rPr>
+          <w:sz w:val="28"/>
+          <w:szCs w:val="28"/>
+        </w:rPr>
+        <w:br/>
+        <w:t>Validates auth guard</w:t>
+      </w:r>
+      <w:r>
+        <w:rPr>
+          <w:sz w:val="28"/>
+          <w:szCs w:val="28"/>
+        </w:rPr>
+        <w:br/>
+      </w:r>
+      <w:r>
+        <w:rPr>
+          <w:b/>
+          <w:bCs/>
+          <w:sz w:val="28"/>
+          <w:szCs w:val="28"/>
+        </w:rPr>
+        <w:t>Size:</w:t>
+      </w:r>
+      <w:r>
+        <w:rPr>
+          <w:sz w:val="28"/>
+          <w:szCs w:val="28"/>
+        </w:rPr>
+        <w:t xml:space="preserve"> M</w:t>
+      </w:r>
+    </w:p>
+    <w:p>
+      <w:pPr>
+        <w:ind w:left="720"/>
+        <w:rPr>
+          <w:sz w:val="28"/>
+          <w:szCs w:val="28"/>
+        </w:rPr>
+      </w:pPr>
+      <w:r>
+        <w:rPr>
+          <w:b/>
+          <w:bCs/>
+          <w:sz w:val="28"/>
+          <w:szCs w:val="28"/>
+        </w:rPr>
+        <w:t>1.8-TC-03</w:t>
+      </w:r>
+      <w:r>
+        <w:rPr>
+          <w:sz w:val="28"/>
+          <w:szCs w:val="28"/>
+        </w:rPr>
+        <w:br/>
+        <w:t>Test that guest user pressing Profile tab is redirected to Sign In</w:t>
+      </w:r>
+      <w:r>
+        <w:rPr>
+          <w:sz w:val="28"/>
+          <w:szCs w:val="28"/>
+        </w:rPr>
+        <w:br/>
+        <w:t>Validates auth guard</w:t>
+      </w:r>
+      <w:r>
+        <w:rPr>
+          <w:sz w:val="28"/>
+          <w:szCs w:val="28"/>
+        </w:rPr>
+        <w:br/>
+      </w:r>
+      <w:r>
+        <w:rPr>
+          <w:b/>
+          <w:bCs/>
+          <w:sz w:val="28"/>
+          <w:szCs w:val="28"/>
+        </w:rPr>
+        <w:t>Size:</w:t>
+      </w:r>
+      <w:r>
+        <w:rPr>
+          <w:sz w:val="28"/>
+          <w:szCs w:val="28"/>
+        </w:rPr>
+        <w:t xml:space="preserve"> M</w:t>
+      </w:r>
+    </w:p>
+    <w:p>
+      <w:pPr>
+        <w:ind w:left="720"/>
+        <w:rPr>
+          <w:sz w:val="28"/>
+          <w:szCs w:val="28"/>
+        </w:rPr>
+      </w:pPr>
+      <w:r>
+        <w:rPr>
+          <w:sz w:val="28"/>
+          <w:szCs w:val="28"/>
+        </w:rPr>
+        <w:pict w14:anchorId="3A98B4AC">
+          <v:rect id="_x0000_i1104" style="width:0;height:1.5pt" o:hralign="center" o:hrstd="t" o:hr="t" fillcolor="#a0a0a0" stroked="f"/>
+        </w:pict>
+      </w:r>
+    </w:p>
+    <w:p>
+      <w:pPr>
+        <w:ind w:left="720"/>
+        <w:rPr>
+          <w:b/>
+          <w:bCs/>
+          <w:sz w:val="28"/>
+          <w:szCs w:val="28"/>
+        </w:rPr>
+      </w:pPr>
+      <w:r>
+        <w:rPr>
+          <w:rFonts w:ascii="Segoe UI Emoji" w:hAnsi="Segoe UI Emoji" w:cs="Segoe UI Emoji"/>
+          <w:b/>
+          <w:bCs/>
+          <w:sz w:val="28"/>
+          <w:szCs w:val="28"/>
+        </w:rPr>
+        <w:t>🔖</w:t>
+      </w:r>
+      <w:r>
+        <w:rPr>
+          <w:b/>
+          <w:bCs/>
+          <w:sz w:val="28"/>
+          <w:szCs w:val="28"/>
+        </w:rPr>
+        <w:t xml:space="preserve"> USER STORY 1.10 — Sign Up</w:t>
+      </w:r>
+    </w:p>
+    <w:p>
+      <w:pPr>
+        <w:ind w:left="720"/>
+        <w:rPr>
+          <w:b/>
+          <w:bCs/>
+          <w:sz w:val="28"/>
+          <w:szCs w:val="28"/>
+        </w:rPr>
+      </w:pPr>
+      <w:r>
+        <w:rPr>
+          <w:b/>
+          <w:bCs/>
+          <w:sz w:val="28"/>
+          <w:szCs w:val="28"/>
+        </w:rPr>
+        <w:t>Acceptance Criteria</w:t>
+      </w:r>
+    </w:p>
+    <w:p>
+      <w:pPr>
+        <w:ind w:left="720"/>
+        <w:rPr>
+          <w:sz w:val="28"/>
+          <w:szCs w:val="28"/>
+        </w:rPr>
+      </w:pPr>
+      <w:r>
+        <w:rPr>
+          <w:sz w:val="28"/>
+          <w:szCs w:val="28"/>
+        </w:rPr>
+        <w:t>Form entry, validation, ID upload, selfie, terms acceptance</w:t>
+      </w:r>
+    </w:p>
+    <w:p>
+      <w:pPr>
+        <w:ind w:left="720"/>
+        <w:rPr>
+          <w:b/>
+          <w:bCs/>
+          <w:sz w:val="28"/>
+          <w:szCs w:val="28"/>
+        </w:rPr>
+      </w:pPr>
+      <w:r>
+        <w:rPr>
+          <w:b/>
+          <w:bCs/>
+          <w:sz w:val="28"/>
+          <w:szCs w:val="28"/>
+        </w:rPr>
+        <w:t>Test Tasks</w:t>
+      </w:r>
+    </w:p>
+    <w:p>
+      <w:pPr>
+        <w:ind w:left="720"/>
+        <w:rPr>
+          <w:sz w:val="28"/>
+          <w:szCs w:val="28"/>
+        </w:rPr>
+      </w:pPr>
+      <w:r>
+        <w:rPr>
+          <w:b/>
+          <w:bCs/>
+          <w:sz w:val="28"/>
+          <w:szCs w:val="28"/>
+        </w:rPr>
+        <w:lastRenderedPageBreak/>
+        <w:t>1.10-TC-01</w:t>
+      </w:r>
+      <w:r>
+        <w:rPr>
+          <w:sz w:val="28"/>
+          <w:szCs w:val="28"/>
+        </w:rPr>
+        <w:br/>
+        <w:t>Test that Sign Up screen allows entering full name</w:t>
+      </w:r>
+      <w:r>
+        <w:rPr>
+          <w:sz w:val="28"/>
+          <w:szCs w:val="28"/>
+        </w:rPr>
+        <w:br/>
+        <w:t>Validates input field</w:t>
+      </w:r>
+      <w:r>
+        <w:rPr>
+          <w:sz w:val="28"/>
+          <w:szCs w:val="28"/>
+        </w:rPr>
+        <w:br/>
+      </w:r>
+      <w:r>
+        <w:rPr>
+          <w:b/>
+          <w:bCs/>
+          <w:sz w:val="28"/>
+          <w:szCs w:val="28"/>
+        </w:rPr>
+        <w:t>Size:</w:t>
+      </w:r>
+      <w:r>
+        <w:rPr>
+          <w:sz w:val="28"/>
+          <w:szCs w:val="28"/>
+        </w:rPr>
+        <w:t xml:space="preserve"> XS</w:t>
+      </w:r>
+    </w:p>
+    <w:p>
+      <w:pPr>
+        <w:ind w:left="720"/>
+        <w:rPr>
+          <w:sz w:val="28"/>
+          <w:szCs w:val="28"/>
+        </w:rPr>
+      </w:pPr>
+      <w:r>
+        <w:rPr>
+          <w:b/>
+          <w:bCs/>
+          <w:sz w:val="28"/>
+          <w:szCs w:val="28"/>
+        </w:rPr>
+        <w:t>1.10-TC-02</w:t>
+      </w:r>
+      <w:r>
+        <w:rPr>
+          <w:sz w:val="28"/>
+          <w:szCs w:val="28"/>
+        </w:rPr>
+        <w:br/>
+        <w:t>Test that birth date field accepts valid date</w:t>
+      </w:r>
+      <w:r>
+        <w:rPr>
+          <w:sz w:val="28"/>
+          <w:szCs w:val="28"/>
+        </w:rPr>
+        <w:br/>
+        <w:t>Validates date picker</w:t>
+      </w:r>
+      <w:r>
+        <w:rPr>
+          <w:sz w:val="28"/>
+          <w:szCs w:val="28"/>
+        </w:rPr>
+        <w:br/>
+      </w:r>
+      <w:r>
+        <w:rPr>
+          <w:b/>
+          <w:bCs/>
+          <w:sz w:val="28"/>
+          <w:szCs w:val="28"/>
+        </w:rPr>
+        <w:t>Size:</w:t>
+      </w:r>
+      <w:r>
+        <w:rPr>
+          <w:sz w:val="28"/>
+          <w:szCs w:val="28"/>
+        </w:rPr>
+        <w:t xml:space="preserve"> S</w:t>
+      </w:r>
+    </w:p>
+    <w:p>
+      <w:pPr>
+        <w:ind w:left="720"/>
+        <w:rPr>
+          <w:sz w:val="28"/>
+          <w:szCs w:val="28"/>
+        </w:rPr>
+      </w:pPr>
+      <w:r>
+        <w:rPr>
+          <w:b/>
+          <w:bCs/>
+          <w:sz w:val="28"/>
+          <w:szCs w:val="28"/>
+        </w:rPr>
+        <w:t>1.10-TC-03</w:t>
+      </w:r>
+      <w:r>
+        <w:rPr>
+          <w:sz w:val="28"/>
+          <w:szCs w:val="28"/>
+        </w:rPr>
+        <w:br/>
+        <w:t>Test that email field validates correct email format</w:t>
+      </w:r>
+      <w:r>
+        <w:rPr>
+          <w:sz w:val="28"/>
+          <w:szCs w:val="28"/>
+        </w:rPr>
+        <w:br/>
+        <w:t>Validates client-side validation</w:t>
+      </w:r>
+      <w:r>
+        <w:rPr>
+          <w:sz w:val="28"/>
+          <w:szCs w:val="28"/>
+        </w:rPr>
+        <w:br/>
+      </w:r>
+      <w:r>
+        <w:rPr>
+          <w:b/>
+          <w:bCs/>
+          <w:sz w:val="28"/>
+          <w:szCs w:val="28"/>
+        </w:rPr>
+        <w:t>Size:</w:t>
+      </w:r>
+      <w:r>
+        <w:rPr>
+          <w:sz w:val="28"/>
+          <w:szCs w:val="28"/>
+        </w:rPr>
+        <w:t xml:space="preserve"> S</w:t>
+      </w:r>
+    </w:p>
+    <w:p>
+      <w:pPr>
+        <w:ind w:left="720"/>
+        <w:rPr>
+          <w:sz w:val="28"/>
+          <w:szCs w:val="28"/>
+        </w:rPr>
+      </w:pPr>
+      <w:r>
+        <w:rPr>
+          <w:b/>
+          <w:bCs/>
+          <w:sz w:val="28"/>
+          <w:szCs w:val="28"/>
+        </w:rPr>
+        <w:t>1.10-TC-04</w:t>
+      </w:r>
+      <w:r>
+        <w:rPr>
+          <w:sz w:val="28"/>
+          <w:szCs w:val="28"/>
+        </w:rPr>
+        <w:br/>
+        <w:t>Test that Terms &amp; Conditions checkbox is mandatory</w:t>
+      </w:r>
+      <w:r>
+        <w:rPr>
+          <w:sz w:val="28"/>
+          <w:szCs w:val="28"/>
+        </w:rPr>
+        <w:br/>
+        <w:t>Validates compliance enforcement</w:t>
+      </w:r>
+      <w:r>
+        <w:rPr>
+          <w:sz w:val="28"/>
+          <w:szCs w:val="28"/>
+        </w:rPr>
+        <w:br/>
+      </w:r>
+      <w:r>
+        <w:rPr>
+          <w:b/>
+          <w:bCs/>
+          <w:sz w:val="28"/>
+          <w:szCs w:val="28"/>
+        </w:rPr>
+        <w:t>Size:</w:t>
+      </w:r>
+      <w:r>
+        <w:rPr>
+          <w:sz w:val="28"/>
+          <w:szCs w:val="28"/>
+        </w:rPr>
+        <w:t xml:space="preserve"> S</w:t>
+      </w:r>
+    </w:p>
+    <w:p>
+      <w:pPr>
+        <w:ind w:left="720"/>
+        <w:rPr>
+          <w:sz w:val="28"/>
+          <w:szCs w:val="28"/>
+        </w:rPr>
+      </w:pPr>
+      <w:r>
+        <w:rPr>
+          <w:b/>
+          <w:bCs/>
+          <w:sz w:val="28"/>
+          <w:szCs w:val="28"/>
+        </w:rPr>
+        <w:t>1.10-TC-05</w:t>
+      </w:r>
+      <w:r>
+        <w:rPr>
+          <w:sz w:val="28"/>
+          <w:szCs w:val="28"/>
+        </w:rPr>
+        <w:br/>
+        <w:t>Test that government ID upload is required before submission</w:t>
+      </w:r>
+      <w:r>
+        <w:rPr>
+          <w:sz w:val="28"/>
+          <w:szCs w:val="28"/>
+        </w:rPr>
+        <w:br/>
+        <w:t>Validates document requirement</w:t>
+      </w:r>
+      <w:r>
+        <w:rPr>
+          <w:sz w:val="28"/>
+          <w:szCs w:val="28"/>
+        </w:rPr>
+        <w:br/>
+      </w:r>
+      <w:r>
+        <w:rPr>
+          <w:b/>
+          <w:bCs/>
+          <w:sz w:val="28"/>
+          <w:szCs w:val="28"/>
+        </w:rPr>
+        <w:t>Size:</w:t>
+      </w:r>
+      <w:r>
+        <w:rPr>
+          <w:sz w:val="28"/>
+          <w:szCs w:val="28"/>
+        </w:rPr>
+        <w:t xml:space="preserve"> L</w:t>
+      </w:r>
+    </w:p>
+    <w:p>
+      <w:pPr>
+        <w:ind w:left="720"/>
+        <w:rPr>
+          <w:sz w:val="28"/>
+          <w:szCs w:val="28"/>
+        </w:rPr>
+      </w:pPr>
+      <w:r>
+        <w:rPr>
+          <w:b/>
+          <w:bCs/>
+          <w:sz w:val="28"/>
+          <w:szCs w:val="28"/>
+        </w:rPr>
+        <w:t>1.10-TC-06</w:t>
+      </w:r>
+      <w:r>
+        <w:rPr>
+          <w:sz w:val="28"/>
+          <w:szCs w:val="28"/>
+        </w:rPr>
+        <w:br/>
+        <w:t>Test that user can capture selfie using device camera</w:t>
+      </w:r>
+      <w:r>
+        <w:rPr>
+          <w:sz w:val="28"/>
+          <w:szCs w:val="28"/>
+        </w:rPr>
+        <w:br/>
+        <w:t>Validates camera integration</w:t>
+      </w:r>
+      <w:r>
+        <w:rPr>
+          <w:sz w:val="28"/>
+          <w:szCs w:val="28"/>
+        </w:rPr>
+        <w:br/>
+      </w:r>
+      <w:r>
+        <w:rPr>
+          <w:b/>
+          <w:bCs/>
+          <w:sz w:val="28"/>
+          <w:szCs w:val="28"/>
+        </w:rPr>
+        <w:t>Size:</w:t>
+      </w:r>
+      <w:r>
+        <w:rPr>
+          <w:sz w:val="28"/>
+          <w:szCs w:val="28"/>
+        </w:rPr>
+        <w:t xml:space="preserve"> XL</w:t>
+      </w:r>
+    </w:p>
+    <w:p>
+      <w:pPr>
+        <w:ind w:left="720"/>
+        <w:rPr>
+          <w:sz w:val="28"/>
+          <w:szCs w:val="28"/>
+        </w:rPr>
+      </w:pPr>
+      <w:r>
+        <w:rPr>
+          <w:b/>
+          <w:bCs/>
+          <w:sz w:val="28"/>
+          <w:szCs w:val="28"/>
+        </w:rPr>
+        <w:t>1.10-TC-07</w:t>
+      </w:r>
+      <w:r>
+        <w:rPr>
+          <w:sz w:val="28"/>
+          <w:szCs w:val="28"/>
+        </w:rPr>
+        <w:br/>
+        <w:t>Test that signup fails when selfie and ID do not match</w:t>
+      </w:r>
+      <w:r>
+        <w:rPr>
+          <w:sz w:val="28"/>
+          <w:szCs w:val="28"/>
+        </w:rPr>
+        <w:br/>
+        <w:t>Validates identity verification (mocked)</w:t>
+      </w:r>
+      <w:r>
+        <w:rPr>
+          <w:sz w:val="28"/>
+          <w:szCs w:val="28"/>
+        </w:rPr>
+        <w:br/>
+      </w:r>
+      <w:r>
+        <w:rPr>
+          <w:b/>
+          <w:bCs/>
+          <w:sz w:val="28"/>
+          <w:szCs w:val="28"/>
+        </w:rPr>
+        <w:t>Size:</w:t>
+      </w:r>
+      <w:r>
+        <w:rPr>
+          <w:sz w:val="28"/>
+          <w:szCs w:val="28"/>
+        </w:rPr>
+        <w:t xml:space="preserve"> XL</w:t>
+      </w:r>
+    </w:p>
+    <w:p>
+      <w:pPr>
+        <w:ind w:left="720"/>
+        <w:rPr>
+          <w:sz w:val="28"/>
+          <w:szCs w:val="28"/>
+        </w:rPr>
+      </w:pPr>
+      <w:r>
+        <w:rPr>
+          <w:b/>
+          <w:bCs/>
+          <w:sz w:val="28"/>
+          <w:szCs w:val="28"/>
+        </w:rPr>
+        <w:t>1.10-TC-08</w:t>
+      </w:r>
+      <w:r>
+        <w:rPr>
+          <w:sz w:val="28"/>
+          <w:szCs w:val="28"/>
+        </w:rPr>
+        <w:br/>
+        <w:t>Test that invalid signup data displays error messages</w:t>
+      </w:r>
+      <w:r>
+        <w:rPr>
+          <w:sz w:val="28"/>
+          <w:szCs w:val="28"/>
+        </w:rPr>
+        <w:br/>
+        <w:t>Validates error handling</w:t>
+      </w:r>
+      <w:r>
+        <w:rPr>
+          <w:sz w:val="28"/>
+          <w:szCs w:val="28"/>
+        </w:rPr>
+        <w:br/>
+      </w:r>
+      <w:r>
+        <w:rPr>
+          <w:b/>
+          <w:bCs/>
+          <w:sz w:val="28"/>
+          <w:szCs w:val="28"/>
+        </w:rPr>
+        <w:t>Size:</w:t>
+      </w:r>
+      <w:r>
+        <w:rPr>
+          <w:sz w:val="28"/>
+          <w:szCs w:val="28"/>
+        </w:rPr>
+        <w:t xml:space="preserve"> M</w:t>
+      </w:r>
+    </w:p>
+    <w:p>
+      <w:pPr>
+        <w:ind w:left="720"/>
+        <w:rPr>
+          <w:sz w:val="28"/>
+          <w:szCs w:val="28"/>
+        </w:rPr>
+      </w:pPr>
+      <w:r>
+        <w:rPr>
+          <w:sz w:val="28"/>
+          <w:szCs w:val="28"/>
+        </w:rPr>
+        <w:pict w14:anchorId="0F580A65">
+          <v:rect id="_x0000_i1105" style="width:0;height:1.5pt" o:hralign="center" o:hrstd="t" o:hr="t" fillcolor="#a0a0a0" stroked="f"/>
+        </w:pict>
+      </w:r>
+    </w:p>
+    <w:p>
+      <w:pPr>
+        <w:ind w:left="720"/>
+        <w:rPr>
+          <w:b/>
+          <w:bCs/>
+          <w:sz w:val="28"/>
+          <w:szCs w:val="28"/>
+        </w:rPr>
+      </w:pPr>
+      <w:r>
+        <w:rPr>
+          <w:rFonts w:ascii="Segoe UI Emoji" w:hAnsi="Segoe UI Emoji" w:cs="Segoe UI Emoji"/>
+          <w:b/>
+          <w:bCs/>
+          <w:sz w:val="28"/>
+          <w:szCs w:val="28"/>
+        </w:rPr>
+        <w:lastRenderedPageBreak/>
+        <w:t>🔖</w:t>
+      </w:r>
+      <w:r>
+        <w:rPr>
+          <w:b/>
+          <w:bCs/>
+          <w:sz w:val="28"/>
+          <w:szCs w:val="28"/>
+        </w:rPr>
+        <w:t xml:space="preserve"> USER STORY 1.11 — Terms &amp; Conditions</w:t>
+      </w:r>
+    </w:p>
+    <w:p>
+      <w:pPr>
+        <w:ind w:left="720"/>
+        <w:rPr>
+          <w:b/>
+          <w:bCs/>
+          <w:sz w:val="28"/>
+          <w:szCs w:val="28"/>
+        </w:rPr>
+      </w:pPr>
+      <w:r>
+        <w:rPr>
+          <w:b/>
+          <w:bCs/>
+          <w:sz w:val="28"/>
+          <w:szCs w:val="28"/>
+        </w:rPr>
+        <w:t>Acceptance Criteria</w:t>
+      </w:r>
+    </w:p>
+    <w:p>
+      <w:pPr>
+        <w:ind w:left="720"/>
+        <w:rPr>
+          <w:sz w:val="28"/>
+          <w:szCs w:val="28"/>
+        </w:rPr>
+      </w:pPr>
+      <w:r>
+        <w:rPr>
+          <w:sz w:val="28"/>
+          <w:szCs w:val="28"/>
+        </w:rPr>
+        <w:t>View, scroll, return</w:t>
+      </w:r>
+    </w:p>
+    <w:p>
+      <w:pPr>
+        <w:ind w:left="720"/>
+        <w:rPr>
+          <w:b/>
+          <w:bCs/>
+          <w:sz w:val="28"/>
+          <w:szCs w:val="28"/>
+        </w:rPr>
+      </w:pPr>
+      <w:r>
+        <w:rPr>
+          <w:b/>
+          <w:bCs/>
+          <w:sz w:val="28"/>
+          <w:szCs w:val="28"/>
+        </w:rPr>
+        <w:t>Test Tasks</w:t>
+      </w:r>
+    </w:p>
+    <w:p>
+      <w:pPr>
+        <w:ind w:left="720"/>
+        <w:rPr>
+          <w:sz w:val="28"/>
+          <w:szCs w:val="28"/>
+        </w:rPr>
+      </w:pPr>
+      <w:r>
+        <w:rPr>
+          <w:b/>
+          <w:bCs/>
+          <w:sz w:val="28"/>
+          <w:szCs w:val="28"/>
+        </w:rPr>
+        <w:t>1.11-TC-01</w:t>
+      </w:r>
+      <w:r>
+        <w:rPr>
+          <w:sz w:val="28"/>
+          <w:szCs w:val="28"/>
+        </w:rPr>
+        <w:br/>
+        <w:t>Test that Terms &amp; Conditions screen opens from Sign Up</w:t>
+      </w:r>
+      <w:r>
+        <w:rPr>
+          <w:sz w:val="28"/>
+          <w:szCs w:val="28"/>
+        </w:rPr>
+        <w:br/>
+        <w:t>Validates navigation</w:t>
+      </w:r>
+      <w:r>
+        <w:rPr>
+          <w:sz w:val="28"/>
+          <w:szCs w:val="28"/>
+        </w:rPr>
+        <w:br/>
+      </w:r>
+      <w:r>
+        <w:rPr>
+          <w:b/>
+          <w:bCs/>
+          <w:sz w:val="28"/>
+          <w:szCs w:val="28"/>
+        </w:rPr>
+        <w:t>Size:</w:t>
+      </w:r>
+      <w:r>
+        <w:rPr>
+          <w:sz w:val="28"/>
+          <w:szCs w:val="28"/>
+        </w:rPr>
+        <w:t xml:space="preserve"> XS</w:t>
+      </w:r>
+    </w:p>
+    <w:p>
+      <w:pPr>
+        <w:ind w:left="720"/>
+        <w:rPr>
+          <w:sz w:val="28"/>
+          <w:szCs w:val="28"/>
+        </w:rPr>
+      </w:pPr>
+      <w:r>
+        <w:rPr>
+          <w:b/>
+          <w:bCs/>
+          <w:sz w:val="28"/>
+          <w:szCs w:val="28"/>
+        </w:rPr>
+        <w:t>1.11-TC-02</w:t>
+      </w:r>
+      <w:r>
+        <w:rPr>
+          <w:sz w:val="28"/>
+          <w:szCs w:val="28"/>
+        </w:rPr>
+        <w:br/>
+        <w:t>Test that Terms &amp; Conditions content is scrollable</w:t>
+      </w:r>
+      <w:r>
+        <w:rPr>
+          <w:sz w:val="28"/>
+          <w:szCs w:val="28"/>
+        </w:rPr>
+        <w:br/>
+        <w:t>Validates long content handling</w:t>
+      </w:r>
+      <w:r>
+        <w:rPr>
+          <w:sz w:val="28"/>
+          <w:szCs w:val="28"/>
+        </w:rPr>
+        <w:br/>
+      </w:r>
+      <w:r>
+        <w:rPr>
+          <w:b/>
+          <w:bCs/>
+          <w:sz w:val="28"/>
+          <w:szCs w:val="28"/>
+        </w:rPr>
+        <w:t>Size:</w:t>
+      </w:r>
+      <w:r>
+        <w:rPr>
+          <w:sz w:val="28"/>
+          <w:szCs w:val="28"/>
+        </w:rPr>
+        <w:t xml:space="preserve"> XS</w:t>
+      </w:r>
+    </w:p>
+    <w:p>
+      <w:pPr>
+        <w:ind w:left="720"/>
+        <w:rPr>
+          <w:sz w:val="28"/>
+          <w:szCs w:val="28"/>
+        </w:rPr>
+      </w:pPr>
+      <w:r>
+        <w:rPr>
+          <w:b/>
+          <w:bCs/>
+          <w:sz w:val="28"/>
+          <w:szCs w:val="28"/>
+        </w:rPr>
+        <w:t>1.11-TC-03</w:t>
+      </w:r>
+      <w:r>
+        <w:rPr>
+          <w:sz w:val="28"/>
+          <w:szCs w:val="28"/>
+        </w:rPr>
+        <w:br/>
+        <w:t>Test that pressing OK navigates back to Sign Up screen</w:t>
+      </w:r>
+      <w:r>
+        <w:rPr>
+          <w:sz w:val="28"/>
+          <w:szCs w:val="28"/>
+        </w:rPr>
+        <w:br/>
+        <w:t>Validates return navigation</w:t>
+      </w:r>
+      <w:r>
+        <w:rPr>
+          <w:sz w:val="28"/>
+          <w:szCs w:val="28"/>
+        </w:rPr>
+        <w:br/>
+      </w:r>
+      <w:r>
+        <w:rPr>
+          <w:b/>
+          <w:bCs/>
+          <w:sz w:val="28"/>
+          <w:szCs w:val="28"/>
+        </w:rPr>
+        <w:t>Size:</w:t>
+      </w:r>
+      <w:r>
+        <w:rPr>
+          <w:sz w:val="28"/>
+          <w:szCs w:val="28"/>
+        </w:rPr>
+        <w:t xml:space="preserve"> XS</w:t>
+      </w:r>
+    </w:p>
+    <w:p>
+      <w:pPr>
+        <w:ind w:left="720"/>
+        <w:rPr>
+          <w:sz w:val="28"/>
+          <w:szCs w:val="28"/>
+        </w:rPr>
+      </w:pPr>
+      <w:r>
+        <w:rPr>
+          <w:sz w:val="28"/>
+          <w:szCs w:val="28"/>
+        </w:rPr>
+        <w:pict w14:anchorId="3F938B59">
+          <v:rect id="_x0000_i1106" style="width:0;height:1.5pt" o:hralign="center" o:hrstd="t" o:hr="t" fillcolor="#a0a0a0" stroked="f"/>
+        </w:pict>
+      </w:r>
+    </w:p>
+    <w:p>
+      <w:pPr>
+        <w:ind w:left="720"/>
+        <w:rPr>
+          <w:b/>
+          <w:bCs/>
+          <w:sz w:val="28"/>
+          <w:szCs w:val="28"/>
+        </w:rPr>
+      </w:pPr>
+      <w:r>
+        <w:rPr>
+          <w:rFonts w:ascii="Segoe UI Emoji" w:hAnsi="Segoe UI Emoji" w:cs="Segoe UI Emoji"/>
+          <w:b/>
+          <w:bCs/>
+          <w:sz w:val="28"/>
+          <w:szCs w:val="28"/>
+        </w:rPr>
+        <w:t>🔖</w:t>
+      </w:r>
+      <w:r>
+        <w:rPr>
+          <w:b/>
+          <w:bCs/>
+          <w:sz w:val="28"/>
+          <w:szCs w:val="28"/>
+        </w:rPr>
+        <w:t xml:space="preserve"> USER STORY 1.12 — Registration Completion</w:t>
+      </w:r>
+    </w:p>
+    <w:p>
+      <w:pPr>
+        <w:ind w:left="720"/>
+        <w:rPr>
+          <w:b/>
+          <w:bCs/>
+          <w:sz w:val="28"/>
+          <w:szCs w:val="28"/>
+        </w:rPr>
+      </w:pPr>
+      <w:r>
+        <w:rPr>
+          <w:b/>
+          <w:bCs/>
+          <w:sz w:val="28"/>
+          <w:szCs w:val="28"/>
+        </w:rPr>
+        <w:t>Acceptance Criteria</w:t>
+      </w:r>
+    </w:p>
+    <w:p>
+      <w:pPr>
+        <w:ind w:left="720"/>
+        <w:rPr>
+          <w:sz w:val="28"/>
+          <w:szCs w:val="28"/>
+        </w:rPr>
+      </w:pPr>
+      <w:r>
+        <w:rPr>
+          <w:sz w:val="28"/>
+          <w:szCs w:val="28"/>
+        </w:rPr>
+        <w:t>Auto-login, correct landing</w:t>
+      </w:r>
+    </w:p>
+    <w:p>
+      <w:pPr>
+        <w:ind w:left="720"/>
+        <w:rPr>
+          <w:b/>
+          <w:bCs/>
+          <w:sz w:val="28"/>
+          <w:szCs w:val="28"/>
+        </w:rPr>
+      </w:pPr>
+      <w:r>
+        <w:rPr>
+          <w:b/>
+          <w:bCs/>
+          <w:sz w:val="28"/>
+          <w:szCs w:val="28"/>
+        </w:rPr>
+        <w:t>Test Tasks</w:t>
+      </w:r>
+    </w:p>
+    <w:p>
+      <w:pPr>
+        <w:ind w:left="720"/>
+        <w:rPr>
+          <w:sz w:val="28"/>
+          <w:szCs w:val="28"/>
+        </w:rPr>
+      </w:pPr>
+      <w:r>
+        <w:rPr>
+          <w:b/>
+          <w:bCs/>
+          <w:sz w:val="28"/>
+          <w:szCs w:val="28"/>
+        </w:rPr>
+        <w:t>1.12-TC-01</w:t>
+      </w:r>
+      <w:r>
+        <w:rPr>
+          <w:sz w:val="28"/>
+          <w:szCs w:val="28"/>
+        </w:rPr>
+        <w:br/>
+        <w:t>Test that successful signup automatically logs the user in</w:t>
+      </w:r>
+      <w:r>
+        <w:rPr>
+          <w:sz w:val="28"/>
+          <w:szCs w:val="28"/>
+        </w:rPr>
+        <w:br/>
+        <w:t>Validates auth state update</w:t>
+      </w:r>
+      <w:r>
+        <w:rPr>
+          <w:sz w:val="28"/>
+          <w:szCs w:val="28"/>
+        </w:rPr>
+        <w:br/>
+      </w:r>
+      <w:r>
+        <w:rPr>
+          <w:b/>
+          <w:bCs/>
+          <w:sz w:val="28"/>
+          <w:szCs w:val="28"/>
+        </w:rPr>
+        <w:t>Size:</w:t>
+      </w:r>
+      <w:r>
+        <w:rPr>
+          <w:sz w:val="28"/>
+          <w:szCs w:val="28"/>
+        </w:rPr>
+        <w:t xml:space="preserve"> L</w:t>
+      </w:r>
+    </w:p>
+    <w:p>
+      <w:pPr>
+        <w:ind w:left="720"/>
+        <w:rPr>
+          <w:sz w:val="28"/>
+          <w:szCs w:val="28"/>
+        </w:rPr>
+      </w:pPr>
+      <w:r>
+        <w:rPr>
+          <w:b/>
+          <w:bCs/>
+          <w:sz w:val="28"/>
+          <w:szCs w:val="28"/>
+        </w:rPr>
+        <w:t>1.12-TC-02</w:t>
+      </w:r>
+      <w:r>
+        <w:rPr>
+          <w:sz w:val="28"/>
+          <w:szCs w:val="28"/>
+        </w:rPr>
+        <w:br/>
+        <w:t>Test that signup from Rent flow redirects to Renter Filter screen</w:t>
+      </w:r>
+      <w:r>
+        <w:rPr>
+          <w:sz w:val="28"/>
+          <w:szCs w:val="28"/>
+        </w:rPr>
+        <w:br/>
+        <w:t>Validates post-signup routing</w:t>
+      </w:r>
+      <w:r>
+        <w:rPr>
+          <w:sz w:val="28"/>
+          <w:szCs w:val="28"/>
+        </w:rPr>
+        <w:br/>
+      </w:r>
+      <w:r>
+        <w:rPr>
+          <w:b/>
+          <w:bCs/>
+          <w:sz w:val="28"/>
+          <w:szCs w:val="28"/>
+        </w:rPr>
+        <w:t>Size:</w:t>
+      </w:r>
+      <w:r>
+        <w:rPr>
+          <w:sz w:val="28"/>
+          <w:szCs w:val="28"/>
+        </w:rPr>
+        <w:t xml:space="preserve"> L</w:t>
+      </w:r>
+    </w:p>
+    <w:p>
+      <w:pPr>
+        <w:ind w:left="720"/>
+        <w:rPr>
+          <w:sz w:val="28"/>
+          <w:szCs w:val="28"/>
+        </w:rPr>
+      </w:pPr>
+      <w:r>
+        <w:rPr>
+          <w:b/>
+          <w:bCs/>
+          <w:sz w:val="28"/>
+          <w:szCs w:val="28"/>
+        </w:rPr>
+        <w:t>1.12-TC-03</w:t>
+      </w:r>
+      <w:r>
+        <w:rPr>
+          <w:sz w:val="28"/>
+          <w:szCs w:val="28"/>
+        </w:rPr>
+        <w:br/>
+        <w:t>Test that signup from List flow redirects to Owner Bikes screen</w:t>
+      </w:r>
+      <w:r>
+        <w:rPr>
+          <w:sz w:val="28"/>
+          <w:szCs w:val="28"/>
+        </w:rPr>
+        <w:br/>
+      </w:r>
+      <w:r>
+        <w:rPr>
+          <w:sz w:val="28"/>
+          <w:szCs w:val="28"/>
+        </w:rPr>
+        <w:lastRenderedPageBreak/>
+        <w:t>Validates post-signup routing</w:t>
+      </w:r>
+      <w:r>
+        <w:rPr>
+          <w:sz w:val="28"/>
+          <w:szCs w:val="28"/>
+        </w:rPr>
+        <w:br/>
+      </w:r>
+      <w:r>
+        <w:rPr>
+          <w:b/>
+          <w:bCs/>
+          <w:sz w:val="28"/>
+          <w:szCs w:val="28"/>
+        </w:rPr>
+        <w:t>Size:</w:t>
+      </w:r>
+      <w:r>
+        <w:rPr>
+          <w:sz w:val="28"/>
+          <w:szCs w:val="28"/>
+        </w:rPr>
+        <w:t xml:space="preserve"> L</w:t>
+      </w:r>
+    </w:p>
+    <w:p>
+      <w:pPr>
+        <w:ind w:left="720"/>
+        <w:rPr>
+          <w:sz w:val="28"/>
+          <w:szCs w:val="28"/>
+        </w:rPr>
+      </w:pPr>
+      <w:r>
+        <w:rPr>
+          <w:b/>
+          <w:bCs/>
+          <w:sz w:val="28"/>
+          <w:szCs w:val="28"/>
+        </w:rPr>
+        <w:t>1.12-TC-04</w:t>
+      </w:r>
+      <w:r>
+        <w:rPr>
+          <w:sz w:val="28"/>
+          <w:szCs w:val="28"/>
+        </w:rPr>
+        <w:br/>
+        <w:t>Test that welcome message is displayed after signup completion</w:t>
+      </w:r>
+      <w:r>
+        <w:rPr>
+          <w:sz w:val="28"/>
+          <w:szCs w:val="28"/>
+        </w:rPr>
+        <w:br/>
+        <w:t>Validates onboarding feedback</w:t>
+      </w:r>
+      <w:r>
+        <w:rPr>
+          <w:sz w:val="28"/>
+          <w:szCs w:val="28"/>
+        </w:rPr>
+        <w:br/>
+      </w:r>
+      <w:r>
+        <w:rPr>
+          <w:b/>
+          <w:bCs/>
+          <w:sz w:val="28"/>
+          <w:szCs w:val="28"/>
+        </w:rPr>
+        <w:t>Size:</w:t>
+      </w:r>
+      <w:r>
+        <w:rPr>
+          <w:sz w:val="28"/>
+          <w:szCs w:val="28"/>
+        </w:rPr>
+        <w:t xml:space="preserve"> S</w:t>
+      </w:r>
+    </w:p>
+    <w:p>
+      <w:pPr>
+        <w:ind w:left="720"/>
         <w:rPr>
           <w:sz w:val="28"/>
           <w:szCs w:val="28"/>
